--- a/docs/EduEnrol-UI-Technical-Documentation.docx
+++ b/docs/EduEnrol-UI-Technical-Documentation.docx
@@ -2,7 +2,6 @@
 <file path=word/document.xml><?xml version="1.0" encoding="utf-8"?>
 <w:document xmlns:wpc="http://schemas.microsoft.com/office/word/2010/wordprocessingCanvas" xmlns:mo="http://schemas.microsoft.com/office/mac/office/2008/main" xmlns:mc="http://schemas.openxmlformats.org/markup-compatibility/2006" xmlns:mv="urn:schemas-microsoft-com:mac:vml" xmlns:o="urn:schemas-microsoft-com:office:office" xmlns:r="http://schemas.openxmlformats.org/officeDocument/2006/relationships" xmlns:m="http://schemas.openxmlformats.org/officeDocument/2006/math" xmlns:v="urn:schemas-microsoft-com:vml" xmlns:wp14="http://schemas.microsoft.com/office/word/2010/wordprocessingDrawing" xmlns:wp="http://schemas.openxmlformats.org/drawingml/2006/wordprocessingDrawing" xmlns:w10="urn:schemas-microsoft-com:office:word" xmlns:w="http://schemas.openxmlformats.org/wordprocessingml/2006/main" xmlns:w14="http://schemas.microsoft.com/office/word/2010/wordml" xmlns:wpg="http://schemas.microsoft.com/office/word/2010/wordprocessingGroup" xmlns:wpi="http://schemas.microsoft.com/office/word/2010/wordprocessingInk" xmlns:wne="http://schemas.microsoft.com/office/word/2006/wordml" xmlns:wps="http://schemas.microsoft.com/office/word/2010/wordprocessingShape" mc:Ignorable="w14 wp14">
   <w:body>
-    <w:p/>
     <w:p/>
     <w:p/>
     <w:p/>
@@ -16,11 +15,9 @@
         <w:rPr>
           <w:b/>
           <w:color w:val="163A5C"/>
-          <w:sz w:val="56"/>
+          <w:sz w:val="52"/>
         </w:rPr>
-        <w:t>EduEnrol</w:t>
-        <w:br/>
-        <w:t>User Interface</w:t>
+        <w:t>EduEnrol User Interface</w:t>
         <w:br/>
         <w:t>Technical Documentation</w:t>
       </w:r>
@@ -32,9 +29,9 @@
       <w:r>
         <w:rPr>
           <w:color w:val="6B7280"/>
-          <w:sz w:val="28"/>
+          <w:sz w:val="26"/>
         </w:rPr>
-        <w:t>Aotearoa New Zealand School Enrolment Platform — Front-End</w:t>
+        <w:t>Front-end architecture, tools, and component reuse</w:t>
       </w:r>
     </w:p>
     <w:p/>
@@ -46,14 +43,7 @@
         <w:rPr>
           <w:sz w:val="22"/>
         </w:rPr>
-        <w:t>Document version: 1.0</w:t>
-        <w:br/>
-      </w:r>
-      <w:r>
-        <w:rPr>
-          <w:sz w:val="22"/>
-        </w:rPr>
-        <w:t>Date: 17 May 2026</w:t>
+        <w:t>Version 1.1  |  17 May 2026</w:t>
         <w:br/>
       </w:r>
       <w:r>
@@ -67,7 +57,7 @@
         <w:rPr>
           <w:sz w:val="22"/>
         </w:rPr>
-        <w:t>Status: Final draft for client review</w:t>
+        <w:t>Classification: Client technical reference</w:t>
         <w:br/>
       </w:r>
     </w:p>
@@ -98,7 +88,7 @@
           <w:b w:val="0"/>
           <w:i/>
         </w:rPr>
-        <w:t>Tip: In Microsoft Word, right-click the table of contents and choose "Update Field" to populate page numbers after opening this document.</w:t>
+        <w:t>After opening in Word: right-click the table of contents → "Update Field" → "Update entire table".</w:t>
       </w:r>
     </w:p>
     <w:p>
@@ -120,7 +110,7 @@
           <w:b w:val="0"/>
           <w:i w:val="0"/>
         </w:rPr>
-        <w:t>This document describes how the EduEnrol user interface was planned, structured, and implemented as a single-page React application. It is intended for stakeholders who need a clear picture of the front-end architecture, visual design approach, reusable components, and the screens delivered for each user role.</w:t>
+        <w:t>EduEnrol is a single-page application (SPA) built with React. The interface is organised around four role-based portals—Parent, Administrator, SLT (school leadership team), and Enrolment Manager—plus two public login screens. Rather than building four separate applications, one shared application shell (sidebar, top bar, scrollable content) is configured per role while pages compose reusable dashboard and form components.</w:t>
       </w:r>
     </w:p>
     <w:p>
@@ -129,7 +119,7 @@
           <w:b w:val="0"/>
           <w:i w:val="0"/>
         </w:rPr>
-        <w:t>The interface supports four primary audiences: parents and caregivers, school leadership team (SLT) reviewers, enrolment managers, and system administrators. A shared shell (sidebar navigation, top bar, and content area) keeps the experience consistent while allowing each role to see only the tools relevant to their work.</w:t>
+        <w:t>This document explains in concrete terms:</w:t>
       </w:r>
     </w:p>
     <w:p>
@@ -137,7 +127,7 @@
         <w:pStyle w:val="ListBullet"/>
       </w:pPr>
       <w:r>
-        <w:t>Modern React 19 front end with Vite for fast development and production builds</w:t>
+        <w:t>Which tools were used during development and what each is responsible for</w:t>
       </w:r>
     </w:p>
     <w:p>
@@ -145,7 +135,7 @@
         <w:pStyle w:val="ListBullet"/>
       </w:pPr>
       <w:r>
-        <w:t>Role-based routing with dedicated layouts per portal</w:t>
+        <w:t>How the UI loads, routes, and renders from browser to screen</w:t>
       </w:r>
     </w:p>
     <w:p>
@@ -153,7 +143,7 @@
         <w:pStyle w:val="ListBullet"/>
       </w:pPr>
       <w:r>
-        <w:t>Component-driven UI with shared primitives and domain-specific modules</w:t>
+        <w:t>How components are designed for reuse across roles and features</w:t>
       </w:r>
     </w:p>
     <w:p>
@@ -161,15 +151,7 @@
         <w:pStyle w:val="ListBullet"/>
       </w:pPr>
       <w:r>
-        <w:t>CSS organised by feature area, aligned to an approved brand palette</w:t>
-      </w:r>
-    </w:p>
-    <w:p>
-      <w:pPr>
-        <w:pStyle w:val="ListBullet"/>
-      </w:pPr>
-      <w:r>
-        <w:t>Multi-step parent enrolment wizard with form steps broken into maintainable units</w:t>
+        <w:t>Representative screenshots of finished screens</w:t>
       </w:r>
     </w:p>
     <w:p>
@@ -185,7 +167,7 @@
         <w:pStyle w:val="Heading2"/>
       </w:pPr>
       <w:r>
-        <w:t>2.1 Purpose</w:t>
+        <w:t>2.1 Purpose and audience</w:t>
       </w:r>
     </w:p>
     <w:p>
@@ -194,7 +176,7 @@
           <w:b w:val="0"/>
           <w:i w:val="0"/>
         </w:rPr>
-        <w:t>The purpose of this documentation is to record the methodology used to translate product requirements and approved screen specifications into working UI code. It covers technology choices, folder organisation, layout patterns, the component catalogue, and representative screenshots of completed screens.</w:t>
+        <w:t>The audience for this document includes product owners, technical reviewers, and future developers who need to understand how the front end is structured—not only what screens exist, but how navigation, state, styling, and shared widgets fit together.</w:t>
       </w:r>
     </w:p>
     <w:p>
@@ -202,7 +184,7 @@
         <w:pStyle w:val="Heading2"/>
       </w:pPr>
       <w:r>
-        <w:t>2.2 Scope</w:t>
+        <w:t>2.2 Delivery approach</w:t>
       </w:r>
     </w:p>
     <w:p>
@@ -211,39 +193,15 @@
           <w:b w:val="0"/>
           <w:i w:val="0"/>
         </w:rPr>
-        <w:t>In scope for this document:</w:t>
+        <w:t>Implementation followed agreed functional requirements and visual specifications. Work proceeded screen-by-screen: layout regions were identified first, then shared components were extracted when the same pattern appeared on a second screen (e.g. status pills, metric cards, panel wrappers). Dummy data modules under src/data/ keep pages realistic until back-end APIs are connected.</w:t>
       </w:r>
     </w:p>
     <w:p>
       <w:pPr>
-        <w:pStyle w:val="ListBullet"/>
+        <w:pStyle w:val="Heading1"/>
       </w:pPr>
       <w:r>
-        <w:t>All user-facing screens in the EduEnrol_UI repository</w:t>
-      </w:r>
-    </w:p>
-    <w:p>
-      <w:pPr>
-        <w:pStyle w:val="ListBullet"/>
-      </w:pPr>
-      <w:r>
-        <w:t>Layout, navigation, and styling conventions</w:t>
-      </w:r>
-    </w:p>
-    <w:p>
-      <w:pPr>
-        <w:pStyle w:val="ListBullet"/>
-      </w:pPr>
-      <w:r>
-        <w:t>Reusable UI and dashboard components</w:t>
-      </w:r>
-    </w:p>
-    <w:p>
-      <w:pPr>
-        <w:pStyle w:val="ListBullet"/>
-      </w:pPr>
-      <w:r>
-        <w:t>Parent enrolment wizard structure</w:t>
+        <w:t>3. Development Tools and Environment</w:t>
       </w:r>
     </w:p>
     <w:p>
@@ -252,31 +210,380 @@
           <w:b w:val="0"/>
           <w:i w:val="0"/>
         </w:rPr>
-        <w:t>Out of scope:</w:t>
+        <w:t>The UI was built with a focused toolchain—no heavy UI framework beyond React itself. The table below lists each tool, its version family as pinned in package.json, and how it was used day-to-day.</w:t>
       </w:r>
     </w:p>
-    <w:p>
-      <w:pPr>
-        <w:pStyle w:val="ListBullet"/>
-      </w:pPr>
-      <w:r>
-        <w:t>Back-end APIs, authentication services, and database design</w:t>
-      </w:r>
-    </w:p>
-    <w:p>
-      <w:pPr>
-        <w:pStyle w:val="ListBullet"/>
-      </w:pPr>
-      <w:r>
-        <w:t>Production hosting and CI/CD pipeline configuration</w:t>
-      </w:r>
-    </w:p>
+    <w:tbl>
+      <w:tblPr>
+        <w:tblStyle w:val="TableGrid"/>
+        <w:tblW w:type="auto" w:w="0"/>
+        <w:tblLook w:firstColumn="1" w:firstRow="1" w:lastColumn="0" w:lastRow="0" w:noHBand="0" w:noVBand="1" w:val="04A0"/>
+      </w:tblPr>
+      <w:tblGrid>
+        <w:gridCol w:w="2880"/>
+        <w:gridCol w:w="2880"/>
+        <w:gridCol w:w="2880"/>
+      </w:tblGrid>
+      <w:tr>
+        <w:tc>
+          <w:tcPr>
+            <w:tcW w:type="dxa" w:w="2880"/>
+          </w:tcPr>
+          <w:p>
+            <w:r>
+              <w:t>Tool</w:t>
+            </w:r>
+          </w:p>
+        </w:tc>
+        <w:tc>
+          <w:tcPr>
+            <w:tcW w:type="dxa" w:w="2880"/>
+          </w:tcPr>
+          <w:p>
+            <w:r>
+              <w:t>Version (repo)</w:t>
+            </w:r>
+          </w:p>
+        </w:tc>
+        <w:tc>
+          <w:tcPr>
+            <w:tcW w:type="dxa" w:w="2880"/>
+          </w:tcPr>
+          <w:p>
+            <w:r>
+              <w:t>Purpose in this project</w:t>
+            </w:r>
+          </w:p>
+        </w:tc>
+      </w:tr>
+      <w:tr>
+        <w:tc>
+          <w:tcPr>
+            <w:tcW w:type="dxa" w:w="2880"/>
+          </w:tcPr>
+          <w:p>
+            <w:r>
+              <w:t>Node.js + npm</w:t>
+            </w:r>
+          </w:p>
+        </w:tc>
+        <w:tc>
+          <w:tcPr>
+            <w:tcW w:type="dxa" w:w="2880"/>
+          </w:tcPr>
+          <w:p>
+            <w:r>
+              <w:t>18+ recommended</w:t>
+            </w:r>
+          </w:p>
+        </w:tc>
+        <w:tc>
+          <w:tcPr>
+            <w:tcW w:type="dxa" w:w="2880"/>
+          </w:tcPr>
+          <w:p>
+            <w:r>
+              <w:t>Package management, running scripts</w:t>
+            </w:r>
+          </w:p>
+        </w:tc>
+      </w:tr>
+      <w:tr>
+        <w:tc>
+          <w:tcPr>
+            <w:tcW w:type="dxa" w:w="2880"/>
+          </w:tcPr>
+          <w:p>
+            <w:r>
+              <w:t>Vite</w:t>
+            </w:r>
+          </w:p>
+        </w:tc>
+        <w:tc>
+          <w:tcPr>
+            <w:tcW w:type="dxa" w:w="2880"/>
+          </w:tcPr>
+          <w:p>
+            <w:r>
+              <w:t>8.x</w:t>
+            </w:r>
+          </w:p>
+        </w:tc>
+        <w:tc>
+          <w:tcPr>
+            <w:tcW w:type="dxa" w:w="2880"/>
+          </w:tcPr>
+          <w:p>
+            <w:r>
+              <w:t>Dev server with hot module replacement (HMR); production bundling to dist/</w:t>
+            </w:r>
+          </w:p>
+        </w:tc>
+      </w:tr>
+      <w:tr>
+        <w:tc>
+          <w:tcPr>
+            <w:tcW w:type="dxa" w:w="2880"/>
+          </w:tcPr>
+          <w:p>
+            <w:r>
+              <w:t>React</w:t>
+            </w:r>
+          </w:p>
+        </w:tc>
+        <w:tc>
+          <w:tcPr>
+            <w:tcW w:type="dxa" w:w="2880"/>
+          </w:tcPr>
+          <w:p>
+            <w:r>
+              <w:t>19.x</w:t>
+            </w:r>
+          </w:p>
+        </w:tc>
+        <w:tc>
+          <w:tcPr>
+            <w:tcW w:type="dxa" w:w="2880"/>
+          </w:tcPr>
+          <w:p>
+            <w:r>
+              <w:t>Component-based UI, hooks for local state (useState, useMemo, useCallback)</w:t>
+            </w:r>
+          </w:p>
+        </w:tc>
+      </w:tr>
+      <w:tr>
+        <w:tc>
+          <w:tcPr>
+            <w:tcW w:type="dxa" w:w="2880"/>
+          </w:tcPr>
+          <w:p>
+            <w:r>
+              <w:t>React DOM</w:t>
+            </w:r>
+          </w:p>
+        </w:tc>
+        <w:tc>
+          <w:tcPr>
+            <w:tcW w:type="dxa" w:w="2880"/>
+          </w:tcPr>
+          <w:p>
+            <w:r>
+              <w:t>19.x</w:t>
+            </w:r>
+          </w:p>
+        </w:tc>
+        <w:tc>
+          <w:tcPr>
+            <w:tcW w:type="dxa" w:w="2880"/>
+          </w:tcPr>
+          <w:p>
+            <w:r>
+              <w:t>Mounts the app into #root via createRoot</w:t>
+            </w:r>
+          </w:p>
+        </w:tc>
+      </w:tr>
+      <w:tr>
+        <w:tc>
+          <w:tcPr>
+            <w:tcW w:type="dxa" w:w="2880"/>
+          </w:tcPr>
+          <w:p>
+            <w:r>
+              <w:t>React Router DOM</w:t>
+            </w:r>
+          </w:p>
+        </w:tc>
+        <w:tc>
+          <w:tcPr>
+            <w:tcW w:type="dxa" w:w="2880"/>
+          </w:tcPr>
+          <w:p>
+            <w:r>
+              <w:t>7.x</w:t>
+            </w:r>
+          </w:p>
+        </w:tc>
+        <w:tc>
+          <w:tcPr>
+            <w:tcW w:type="dxa" w:w="2880"/>
+          </w:tcPr>
+          <w:p>
+            <w:r>
+              <w:t>URL-based navigation, nested layouts, NavLink active states</w:t>
+            </w:r>
+          </w:p>
+        </w:tc>
+      </w:tr>
+      <w:tr>
+        <w:tc>
+          <w:tcPr>
+            <w:tcW w:type="dxa" w:w="2880"/>
+          </w:tcPr>
+          <w:p>
+            <w:r>
+              <w:t>ESLint</w:t>
+            </w:r>
+          </w:p>
+        </w:tc>
+        <w:tc>
+          <w:tcPr>
+            <w:tcW w:type="dxa" w:w="2880"/>
+          </w:tcPr>
+          <w:p>
+            <w:r>
+              <w:t>9.x flat config</w:t>
+            </w:r>
+          </w:p>
+        </w:tc>
+        <w:tc>
+          <w:tcPr>
+            <w:tcW w:type="dxa" w:w="2880"/>
+          </w:tcPr>
+          <w:p>
+            <w:r>
+              <w:t>Catches unused variables, enforces React Hooks rules</w:t>
+            </w:r>
+          </w:p>
+        </w:tc>
+      </w:tr>
+      <w:tr>
+        <w:tc>
+          <w:tcPr>
+            <w:tcW w:type="dxa" w:w="2880"/>
+          </w:tcPr>
+          <w:p>
+            <w:r>
+              <w:t>date-fns</w:t>
+            </w:r>
+          </w:p>
+        </w:tc>
+        <w:tc>
+          <w:tcPr>
+            <w:tcW w:type="dxa" w:w="2880"/>
+          </w:tcPr>
+          <w:p>
+            <w:r>
+              <w:t>4.x</w:t>
+            </w:r>
+          </w:p>
+        </w:tc>
+        <w:tc>
+          <w:tcPr>
+            <w:tcW w:type="dxa" w:w="2880"/>
+          </w:tcPr>
+          <w:p>
+            <w:r>
+              <w:t>Date formatting in SLT scheduling flows</w:t>
+            </w:r>
+          </w:p>
+        </w:tc>
+      </w:tr>
+      <w:tr>
+        <w:tc>
+          <w:tcPr>
+            <w:tcW w:type="dxa" w:w="2880"/>
+          </w:tcPr>
+          <w:p>
+            <w:r>
+              <w:t>react-day-picker</w:t>
+            </w:r>
+          </w:p>
+        </w:tc>
+        <w:tc>
+          <w:tcPr>
+            <w:tcW w:type="dxa" w:w="2880"/>
+          </w:tcPr>
+          <w:p>
+            <w:r>
+              <w:t>10.x</w:t>
+            </w:r>
+          </w:p>
+        </w:tc>
+        <w:tc>
+          <w:tcPr>
+            <w:tcW w:type="dxa" w:w="2880"/>
+          </w:tcPr>
+          <w:p>
+            <w:r>
+              <w:t>Calendar UI inside Schedule Interview modal</w:t>
+            </w:r>
+          </w:p>
+        </w:tc>
+      </w:tr>
+      <w:tr>
+        <w:tc>
+          <w:tcPr>
+            <w:tcW w:type="dxa" w:w="2880"/>
+          </w:tcPr>
+          <w:p>
+            <w:r>
+              <w:t>Google Fonts (Inter)</w:t>
+            </w:r>
+          </w:p>
+        </w:tc>
+        <w:tc>
+          <w:tcPr>
+            <w:tcW w:type="dxa" w:w="2880"/>
+          </w:tcPr>
+          <w:p>
+            <w:r>
+              <w:t>CDN in index.html</w:t>
+            </w:r>
+          </w:p>
+        </w:tc>
+        <w:tc>
+          <w:tcPr>
+            <w:tcW w:type="dxa" w:w="2880"/>
+          </w:tcPr>
+          <w:p>
+            <w:r>
+              <w:t>Primary typeface at weights 400–700</w:t>
+            </w:r>
+          </w:p>
+        </w:tc>
+      </w:tr>
+      <w:tr>
+        <w:tc>
+          <w:tcPr>
+            <w:tcW w:type="dxa" w:w="2880"/>
+          </w:tcPr>
+          <w:p>
+            <w:r>
+              <w:t>Browser DevTools</w:t>
+            </w:r>
+          </w:p>
+        </w:tc>
+        <w:tc>
+          <w:tcPr>
+            <w:tcW w:type="dxa" w:w="2880"/>
+          </w:tcPr>
+          <w:p>
+            <w:r>
+              <w:t>Chrome / Edge</w:t>
+            </w:r>
+          </w:p>
+        </w:tc>
+        <w:tc>
+          <w:tcPr>
+            <w:tcW w:type="dxa" w:w="2880"/>
+          </w:tcPr>
+          <w:p>
+            <w:r>
+              <w:t>Layout inspection, accessibility checks, responsive preview</w:t>
+            </w:r>
+          </w:p>
+        </w:tc>
+      </w:tr>
+    </w:tbl>
+    <w:p/>
     <w:p>
       <w:pPr>
         <w:pStyle w:val="Heading2"/>
       </w:pPr>
       <w:r>
-        <w:t>2.3 Design Inputs and Workflow</w:t>
+        <w:t>3.1 IDE and project commands</w:t>
       </w:r>
     </w:p>
     <w:p>
@@ -285,7 +592,28 @@
           <w:b w:val="0"/>
           <w:i w:val="0"/>
         </w:rPr>
-        <w:t>Work began from agreed functional requirements and visual specifications for each role. Screens were broken down into layout regions (navigation, header, main content, modals) before any code was written. For each major view I produced a quick component map—what is shared vs. role-specific—and implemented mobile-first spacing using a fixed desktop breakpoint (1440px) as the primary review target, matching how school staff typically use the system on office machines.</w:t>
+        <w:t>Source editing was done in a modern JavaScript IDE with JSX support and ESLint integration. Standard npm scripts:</w:t>
+      </w:r>
+    </w:p>
+    <w:p>
+      <w:pPr>
+        <w:spacing w:before="40" w:after="160"/>
+        <w:ind w:left="288"/>
+      </w:pPr>
+      <w:r>
+        <w:rPr>
+          <w:rFonts w:ascii="Consolas" w:hAnsi="Consolas"/>
+          <w:sz w:val="18"/>
+        </w:rPr>
+        <w:t>npm install     # install dependencies</w:t>
+        <w:br/>
+        <w:t>npm run dev     # start Vite at http://localhost:5173</w:t>
+        <w:br/>
+        <w:t>npm run build   # production build → dist/</w:t>
+        <w:br/>
+        <w:t>npm run preview # serve production build locally</w:t>
+        <w:br/>
+        <w:t>npm run lint    # run ESLint across src/</w:t>
       </w:r>
     </w:p>
     <w:p>
@@ -294,7 +622,47 @@
           <w:b w:val="0"/>
           <w:i w:val="0"/>
         </w:rPr>
-        <w:t>Implementation followed a consistent loop: (1) scaffold route and page shell, (2) build or reuse UI primitives, (3) apply feature-level CSS, (4) wire dummy data for realistic review, and (5) walk through the screen against the specification for spacing, typography, and bilingual labels (English / te reo Māori sub-labels in navigation).</w:t>
+        <w:t>Vite was chosen because layout work requires tight feedback loops: changing a CSS file or JSX file updates the browser in milliseconds without full page reloads for most edits.</w:t>
+      </w:r>
+    </w:p>
+    <w:p>
+      <w:pPr>
+        <w:pStyle w:val="Heading2"/>
+      </w:pPr>
+      <w:r>
+        <w:t>3.2 What was intentionally not used</w:t>
+      </w:r>
+    </w:p>
+    <w:p>
+      <w:pPr>
+        <w:pStyle w:val="ListBullet"/>
+      </w:pPr>
+      <w:r>
+        <w:t>No TypeScript — faster iteration for UI-only delivery; JSDoc comments document props</w:t>
+      </w:r>
+    </w:p>
+    <w:p>
+      <w:pPr>
+        <w:pStyle w:val="ListBullet"/>
+      </w:pPr>
+      <w:r>
+        <w:t>No CSS-in-JS (styled-components, etc.) — styles live in plain .css files per feature</w:t>
+      </w:r>
+    </w:p>
+    <w:p>
+      <w:pPr>
+        <w:pStyle w:val="ListBullet"/>
+      </w:pPr>
+      <w:r>
+        <w:t>No global state library (Redux, Zustand) — each page owns its state; layouts pass search via Router outlet context</w:t>
+      </w:r>
+    </w:p>
+    <w:p>
+      <w:pPr>
+        <w:pStyle w:val="ListBullet"/>
+      </w:pPr>
+      <w:r>
+        <w:t>No component library (MUI, Chakra) — custom components match the product design exactly</w:t>
       </w:r>
     </w:p>
     <w:p>
@@ -302,7 +670,15 @@
         <w:pStyle w:val="Heading1"/>
       </w:pPr>
       <w:r>
-        <w:t>3. Technology Stack</w:t>
+        <w:t>4. How the User Interface Works</w:t>
+      </w:r>
+    </w:p>
+    <w:p>
+      <w:pPr>
+        <w:pStyle w:val="Heading2"/>
+      </w:pPr>
+      <w:r>
+        <w:t>4.1 Application bootstrap</w:t>
       </w:r>
     </w:p>
     <w:p>
@@ -311,7 +687,2315 @@
           <w:b w:val="0"/>
           <w:i w:val="0"/>
         </w:rPr>
-        <w:t>The front end uses a deliberately small dependency set to keep builds fast and maintenance straightforward.</w:t>
+        <w:t>When a user opens the app, the browser loads index.html, pulls Inter from Google Fonts, and executes src/main.jsx:</w:t>
+      </w:r>
+    </w:p>
+    <w:p>
+      <w:pPr>
+        <w:spacing w:before="40" w:after="160"/>
+        <w:ind w:left="288"/>
+      </w:pPr>
+      <w:r>
+        <w:rPr>
+          <w:rFonts w:ascii="Consolas" w:hAnsi="Consolas"/>
+          <w:sz w:val="18"/>
+        </w:rPr>
+        <w:t>createRoot(#root).render(</w:t>
+        <w:br/>
+        <w:t xml:space="preserve">  &lt;StrictMode&gt;</w:t>
+        <w:br/>
+        <w:t xml:space="preserve">    &lt;BrowserRouter&gt;</w:t>
+        <w:br/>
+        <w:t xml:space="preserve">      &lt;App /&gt;   ← all routes defined here</w:t>
+        <w:br/>
+        <w:t xml:space="preserve">    &lt;/BrowserRouter&gt;</w:t>
+        <w:br/>
+        <w:t xml:space="preserve">  &lt;/StrictMode&gt;</w:t>
+        <w:br/>
+        <w:t>)</w:t>
+      </w:r>
+    </w:p>
+    <w:p>
+      <w:r>
+        <w:rPr>
+          <w:b w:val="0"/>
+          <w:i w:val="0"/>
+        </w:rPr>
+        <w:t>StrictMode enables React development checks. BrowserRouter synchronises the visible screen with the URL so bookmarks and back/forward navigation work as expected.</w:t>
+      </w:r>
+    </w:p>
+    <w:p>
+      <w:pPr>
+        <w:pStyle w:val="Heading2"/>
+      </w:pPr>
+      <w:r>
+        <w:t>4.2 Routing and nested layouts</w:t>
+      </w:r>
+    </w:p>
+    <w:p>
+      <w:r>
+        <w:rPr>
+          <w:b w:val="0"/>
+          <w:i w:val="0"/>
+        </w:rPr>
+        <w:t>App.jsx declares every route. Public routes render full-page login components. Authenticated-style portals use a parent Route with a Layout component and child routes that render inside &lt;Outlet /&gt;.</w:t>
+      </w:r>
+    </w:p>
+    <w:tbl>
+      <w:tblPr>
+        <w:tblStyle w:val="TableGrid"/>
+        <w:tblW w:type="auto" w:w="0"/>
+        <w:tblLook w:firstColumn="1" w:firstRow="1" w:lastColumn="0" w:lastRow="0" w:noHBand="0" w:noVBand="1" w:val="04A0"/>
+      </w:tblPr>
+      <w:tblGrid>
+        <w:gridCol w:w="2880"/>
+        <w:gridCol w:w="2880"/>
+        <w:gridCol w:w="2880"/>
+      </w:tblGrid>
+      <w:tr>
+        <w:tc>
+          <w:tcPr>
+            <w:tcW w:type="dxa" w:w="2880"/>
+          </w:tcPr>
+          <w:p>
+            <w:r>
+              <w:t>URL prefix</w:t>
+            </w:r>
+          </w:p>
+        </w:tc>
+        <w:tc>
+          <w:tcPr>
+            <w:tcW w:type="dxa" w:w="2880"/>
+          </w:tcPr>
+          <w:p>
+            <w:r>
+              <w:t>Layout component</w:t>
+            </w:r>
+          </w:p>
+        </w:tc>
+        <w:tc>
+          <w:tcPr>
+            <w:tcW w:type="dxa" w:w="2880"/>
+          </w:tcPr>
+          <w:p>
+            <w:r>
+              <w:t>Example child routes</w:t>
+            </w:r>
+          </w:p>
+        </w:tc>
+      </w:tr>
+      <w:tr>
+        <w:tc>
+          <w:tcPr>
+            <w:tcW w:type="dxa" w:w="2880"/>
+          </w:tcPr>
+          <w:p>
+            <w:r>
+              <w:t>/</w:t>
+            </w:r>
+          </w:p>
+        </w:tc>
+        <w:tc>
+          <w:tcPr>
+            <w:tcW w:type="dxa" w:w="2880"/>
+          </w:tcPr>
+          <w:p>
+            <w:r>
+              <w:t>LoginPage</w:t>
+            </w:r>
+          </w:p>
+        </w:tc>
+        <w:tc>
+          <w:tcPr>
+            <w:tcW w:type="dxa" w:w="2880"/>
+          </w:tcPr>
+          <w:p>
+            <w:r>
+              <w:t>(none — full page)</w:t>
+            </w:r>
+          </w:p>
+        </w:tc>
+      </w:tr>
+      <w:tr>
+        <w:tc>
+          <w:tcPr>
+            <w:tcW w:type="dxa" w:w="2880"/>
+          </w:tcPr>
+          <w:p>
+            <w:r>
+              <w:t>/staff-login</w:t>
+            </w:r>
+          </w:p>
+        </w:tc>
+        <w:tc>
+          <w:tcPr>
+            <w:tcW w:type="dxa" w:w="2880"/>
+          </w:tcPr>
+          <w:p>
+            <w:r>
+              <w:t>StaffLoginPage</w:t>
+            </w:r>
+          </w:p>
+        </w:tc>
+        <w:tc>
+          <w:tcPr>
+            <w:tcW w:type="dxa" w:w="2880"/>
+          </w:tcPr>
+          <w:p>
+            <w:r>
+              <w:t>(none)</w:t>
+            </w:r>
+          </w:p>
+        </w:tc>
+      </w:tr>
+      <w:tr>
+        <w:tc>
+          <w:tcPr>
+            <w:tcW w:type="dxa" w:w="2880"/>
+          </w:tcPr>
+          <w:p>
+            <w:r>
+              <w:t>/parent</w:t>
+            </w:r>
+          </w:p>
+        </w:tc>
+        <w:tc>
+          <w:tcPr>
+            <w:tcW w:type="dxa" w:w="2880"/>
+          </w:tcPr>
+          <w:p>
+            <w:r>
+              <w:t>ParentLayout</w:t>
+            </w:r>
+          </w:p>
+        </w:tc>
+        <w:tc>
+          <w:tcPr>
+            <w:tcW w:type="dxa" w:w="2880"/>
+          </w:tcPr>
+          <w:p>
+            <w:r>
+              <w:t>dashboard, enrol-student, applications</w:t>
+            </w:r>
+          </w:p>
+        </w:tc>
+      </w:tr>
+      <w:tr>
+        <w:tc>
+          <w:tcPr>
+            <w:tcW w:type="dxa" w:w="2880"/>
+          </w:tcPr>
+          <w:p>
+            <w:r>
+              <w:t>/admin</w:t>
+            </w:r>
+          </w:p>
+        </w:tc>
+        <w:tc>
+          <w:tcPr>
+            <w:tcW w:type="dxa" w:w="2880"/>
+          </w:tcPr>
+          <w:p>
+            <w:r>
+              <w:t>AdminLayout</w:t>
+            </w:r>
+          </w:p>
+        </w:tc>
+        <w:tc>
+          <w:tcPr>
+            <w:tcW w:type="dxa" w:w="2880"/>
+          </w:tcPr>
+          <w:p>
+            <w:r>
+              <w:t>dashboard, users, rules, form-builder, settings, …</w:t>
+            </w:r>
+          </w:p>
+        </w:tc>
+      </w:tr>
+      <w:tr>
+        <w:tc>
+          <w:tcPr>
+            <w:tcW w:type="dxa" w:w="2880"/>
+          </w:tcPr>
+          <w:p>
+            <w:r>
+              <w:t>/slt</w:t>
+            </w:r>
+          </w:p>
+        </w:tc>
+        <w:tc>
+          <w:tcPr>
+            <w:tcW w:type="dxa" w:w="2880"/>
+          </w:tcPr>
+          <w:p>
+            <w:r>
+              <w:t>SltLayout</w:t>
+            </w:r>
+          </w:p>
+        </w:tc>
+        <w:tc>
+          <w:tcPr>
+            <w:tcW w:type="dxa" w:w="2880"/>
+          </w:tcPr>
+          <w:p>
+            <w:r>
+              <w:t>dashboard, review-queue, interviews, reports</w:t>
+            </w:r>
+          </w:p>
+        </w:tc>
+      </w:tr>
+      <w:tr>
+        <w:tc>
+          <w:tcPr>
+            <w:tcW w:type="dxa" w:w="2880"/>
+          </w:tcPr>
+          <w:p>
+            <w:r>
+              <w:t>/manager</w:t>
+            </w:r>
+          </w:p>
+        </w:tc>
+        <w:tc>
+          <w:tcPr>
+            <w:tcW w:type="dxa" w:w="2880"/>
+          </w:tcPr>
+          <w:p>
+            <w:r>
+              <w:t>ManagerLayout</w:t>
+            </w:r>
+          </w:p>
+        </w:tc>
+        <w:tc>
+          <w:tcPr>
+            <w:tcW w:type="dxa" w:w="2880"/>
+          </w:tcPr>
+          <w:p>
+            <w:r>
+              <w:t>dashboard, applications, task-queue, assignments, reports</w:t>
+            </w:r>
+          </w:p>
+        </w:tc>
+      </w:tr>
+    </w:tbl>
+    <w:p/>
+    <w:p>
+      <w:r>
+        <w:rPr>
+          <w:b w:val="0"/>
+          <w:i w:val="0"/>
+        </w:rPr>
+        <w:t>Each layout mounts once per portal visit. Only the outlet content swaps when the user clicks sidebar links—sidebar and top bar state (collapsed, search text) persist across pages.</w:t>
+      </w:r>
+    </w:p>
+    <w:p>
+      <w:pPr>
+        <w:pStyle w:val="Heading2"/>
+      </w:pPr>
+      <w:r>
+        <w:t>4.3 Shared application shell (how every portal feels the same)</w:t>
+      </w:r>
+    </w:p>
+    <w:p>
+      <w:r>
+        <w:rPr>
+          <w:b w:val="0"/>
+          <w:i w:val="0"/>
+        </w:rPr>
+        <w:t>All four portals use the same DOM structure and CSS foundation (parent-shell.css):</w:t>
+      </w:r>
+    </w:p>
+    <w:p>
+      <w:pPr>
+        <w:spacing w:before="40" w:after="160"/>
+        <w:ind w:left="288"/>
+      </w:pPr>
+      <w:r>
+        <w:rPr>
+          <w:rFonts w:ascii="Consolas" w:hAnsi="Consolas"/>
+          <w:sz w:val="18"/>
+        </w:rPr>
+        <w:t>&lt;div className="parent-app-shell"&gt;</w:t>
+        <w:br/>
+        <w:t xml:space="preserve">  &lt;AppSidebar brand={...} items={...} user={...} basePath="/admin" /&gt;</w:t>
+        <w:br/>
+        <w:t xml:space="preserve">  &lt;div className="parent-app-shell__column"&gt;</w:t>
+        <w:br/>
+        <w:t xml:space="preserve">    &lt;AppTopBar searchQuery={...} onSearchChange={...} /&gt;</w:t>
+        <w:br/>
+        <w:t xml:space="preserve">    &lt;div className="parent-app-shell__scroll"&gt;</w:t>
+        <w:br/>
+        <w:t xml:space="preserve">      &lt;Outlet context={{ searchQuery }} /&gt;  ← page content</w:t>
+        <w:br/>
+        <w:t xml:space="preserve">    &lt;/div&gt;</w:t>
+        <w:br/>
+        <w:t xml:space="preserve">  &lt;/div&gt;</w:t>
+        <w:br/>
+        <w:t>&lt;/div&gt;</w:t>
+      </w:r>
+    </w:p>
+    <w:p>
+      <w:r>
+        <w:rPr>
+          <w:b w:val="0"/>
+          <w:i w:val="0"/>
+        </w:rPr>
+        <w:t>Responsibilities split as follows:</w:t>
+      </w:r>
+    </w:p>
+    <w:p>
+      <w:pPr>
+        <w:pStyle w:val="ListBullet"/>
+      </w:pPr>
+      <w:r>
+        <w:t>AppSidebar — brand, role pill, navigation links (React Router NavLink), user profile, sign-out</w:t>
+      </w:r>
+    </w:p>
+    <w:p>
+      <w:pPr>
+        <w:pStyle w:val="ListBullet"/>
+      </w:pPr>
+      <w:r>
+        <w:t>AppTopBar — global search input, MoE Verified badge, EN/Te Reo toggle, notification bell</w:t>
+      </w:r>
+    </w:p>
+    <w:p>
+      <w:pPr>
+        <w:pStyle w:val="ListBullet"/>
+      </w:pPr>
+      <w:r>
+        <w:t>Outlet — the active page component (dashboard, table, wizard, etc.)</w:t>
+      </w:r>
+    </w:p>
+    <w:p>
+      <w:r>
+        <w:rPr>
+          <w:b w:val="0"/>
+          <w:i w:val="0"/>
+        </w:rPr>
+        <w:t>Navigation items are not hard-coded inside AppSidebar. Each layout imports a config file (e.g. config/navigation/adminNav.js) and passes brand, roleLabel, and items as props. Adding a new admin section means updating the config array and adding one Route in App.jsx—the sidebar component itself stays unchanged.</w:t>
+      </w:r>
+    </w:p>
+    <w:p>
+      <w:pPr>
+        <w:pStyle w:val="Heading2"/>
+      </w:pPr>
+      <w:r>
+        <w:t>4.4 Cross-page search (outlet context pattern)</w:t>
+      </w:r>
+    </w:p>
+    <w:p>
+      <w:r>
+        <w:rPr>
+          <w:b w:val="0"/>
+          <w:i w:val="0"/>
+        </w:rPr>
+        <w:t>The top bar search field lives in the layout because it must appear on every page. Child pages that need to filter lists read the same value via React Router’s outlet context:</w:t>
+      </w:r>
+    </w:p>
+    <w:p>
+      <w:pPr>
+        <w:spacing w:before="40" w:after="160"/>
+        <w:ind w:left="288"/>
+      </w:pPr>
+      <w:r>
+        <w:rPr>
+          <w:rFonts w:ascii="Consolas" w:hAnsi="Consolas"/>
+          <w:sz w:val="18"/>
+        </w:rPr>
+        <w:t>// In layout (e.g. SltLayout / ManagerLayout):</w:t>
+        <w:br/>
+        <w:t>&lt;Outlet context={{ searchQuery }} /&gt;</w:t>
+        <w:br/>
+        <w:br/>
+        <w:t>// In page (e.g. SltReviewQueuePage):</w:t>
+        <w:br/>
+        <w:t>const { searchQuery } = useOutletContext()</w:t>
+        <w:br/>
+        <w:t>const filtered = queue.filter(item =&gt; matchesSearch(item, searchQuery))</w:t>
+      </w:r>
+    </w:p>
+    <w:p>
+      <w:r>
+        <w:rPr>
+          <w:b w:val="0"/>
+          <w:i w:val="0"/>
+        </w:rPr>
+        <w:t>This avoids duplicating search UI on each page while keeping filter logic close to the data each page owns (queue items, table rows, etc.).</w:t>
+      </w:r>
+    </w:p>
+    <w:p>
+      <w:pPr>
+        <w:pStyle w:val="Heading2"/>
+      </w:pPr>
+      <w:r>
+        <w:t>4.5 Page-level state and data flow</w:t>
+      </w:r>
+    </w:p>
+    <w:p>
+      <w:r>
+        <w:rPr>
+          <w:b w:val="0"/>
+          <w:i w:val="0"/>
+        </w:rPr>
+        <w:t>Typical data flow within a screen:</w:t>
+      </w:r>
+    </w:p>
+    <w:p>
+      <w:pPr>
+        <w:pStyle w:val="ListNumber"/>
+      </w:pPr>
+      <w:r>
+        <w:t>Dummy or API data is imported from src/data/*.js (or will be fetched later)</w:t>
+      </w:r>
+    </w:p>
+    <w:p>
+      <w:pPr>
+        <w:pStyle w:val="ListNumber"/>
+      </w:pPr>
+      <w:r>
+        <w:t>Page component holds UI state with useState (selected row, open modal, active tab)</w:t>
+      </w:r>
+    </w:p>
+    <w:p>
+      <w:pPr>
+        <w:pStyle w:val="ListNumber"/>
+      </w:pPr>
+      <w:r>
+        <w:t>Derived lists use useMemo (filtered queue, selected item object)</w:t>
+      </w:r>
+    </w:p>
+    <w:p>
+      <w:pPr>
+        <w:pStyle w:val="ListNumber"/>
+      </w:pPr>
+      <w:r>
+        <w:t>Event handlers use useCallback when passed to children to avoid unnecessary re-renders</w:t>
+      </w:r>
+    </w:p>
+    <w:p>
+      <w:pPr>
+        <w:pStyle w:val="ListNumber"/>
+      </w:pPr>
+      <w:r>
+        <w:t>Presentational components receive props only—they do not fetch data themselves</w:t>
+      </w:r>
+    </w:p>
+    <w:p>
+      <w:r>
+        <w:rPr>
+          <w:b w:val="0"/>
+          <w:i w:val="0"/>
+        </w:rPr>
+        <w:t>Example: SltReviewQueuePage keeps the queue array in state, filters it with layout search, passes the selected application into SltApplicationReviewDetail, and opens ScheduleInterviewModal or RequestAdditionalInfoModal by setting an item ID in state.</w:t>
+      </w:r>
+    </w:p>
+    <w:p>
+      <w:pPr>
+        <w:pStyle w:val="Heading2"/>
+      </w:pPr>
+      <w:r>
+        <w:t>4.6 Parent enrolment wizard flow</w:t>
+      </w:r>
+    </w:p>
+    <w:p>
+      <w:r>
+        <w:rPr>
+          <w:b w:val="0"/>
+          <w:i w:val="0"/>
+        </w:rPr>
+        <w:t>ParentEnrolStudentPage orchestrates a seven-step wizard defined in config/parentEnrolment.js. The page owns one state object per step (studentDetails, caregiverDetails, …) and a stepIndex. Each step is a separate component implementing the same contract:</w:t>
+      </w:r>
+    </w:p>
+    <w:p>
+      <w:pPr>
+        <w:spacing w:before="40" w:after="160"/>
+        <w:ind w:left="288"/>
+      </w:pPr>
+      <w:r>
+        <w:rPr>
+          <w:rFonts w:ascii="Consolas" w:hAnsi="Consolas"/>
+          <w:sz w:val="18"/>
+        </w:rPr>
+        <w:t>&lt;StudentDetailsStep</w:t>
+        <w:br/>
+        <w:t xml:space="preserve">  value={studentDetails}</w:t>
+        <w:br/>
+        <w:t xml:space="preserve">  onChange={(patch) =&gt; setStudentDetails(prev =&gt; ({ ...prev, ...patch }))}</w:t>
+        <w:br/>
+        <w:t xml:space="preserve">  yearLevelOptions={yearLevelOptions}</w:t>
+        <w:br/>
+        <w:t>/&gt;</w:t>
+      </w:r>
+    </w:p>
+    <w:p>
+      <w:r>
+        <w:rPr>
+          <w:b w:val="0"/>
+          <w:i w:val="0"/>
+        </w:rPr>
+        <w:t>Steps call onChange with a partial patch; the page merges into the full object. Progress bar width is (stepIndex + 1) / totalSteps. This pattern allows each step file to stay small (~150–250 lines) and makes it straightforward to add validation or save-draft API calls per step later.</w:t>
+      </w:r>
+    </w:p>
+    <w:p>
+      <w:pPr>
+        <w:pStyle w:val="Heading2"/>
+      </w:pPr>
+      <w:r>
+        <w:t>4.7 Styling load order</w:t>
+      </w:r>
+    </w:p>
+    <w:p>
+      <w:r>
+        <w:rPr>
+          <w:b w:val="0"/>
+          <w:i w:val="0"/>
+        </w:rPr>
+        <w:t>Global baseline: index.css (reset, body font, visually-hidden utility). Login pages use App.css. Each role layout imports parent-shell.css plus only the CSS bundles for that portal—for example AdminLayout imports admin-dashboard.css, admin-users.css, admin-rules.css, etc., so admin-specific rules are available on every admin page without re-importing per screen.</w:t>
+      </w:r>
+    </w:p>
+    <w:p>
+      <w:pPr>
+        <w:pStyle w:val="Heading1"/>
+      </w:pPr>
+      <w:r>
+        <w:t>5. Component Architecture and Reusability</w:t>
+      </w:r>
+    </w:p>
+    <w:p>
+      <w:r>
+        <w:rPr>
+          <w:b w:val="0"/>
+          <w:i w:val="0"/>
+        </w:rPr>
+        <w:t>Components are grouped by responsibility, not by page. Pages should read as short composition layers: import widgets, map data to props, wire callbacks.</w:t>
+      </w:r>
+    </w:p>
+    <w:p>
+      <w:pPr>
+        <w:pStyle w:val="Heading2"/>
+      </w:pPr>
+      <w:r>
+        <w:t>5.1 Folder structure</w:t>
+      </w:r>
+    </w:p>
+    <w:tbl>
+      <w:tblPr>
+        <w:tblStyle w:val="TableGrid"/>
+        <w:tblW w:type="auto" w:w="0"/>
+        <w:tblLook w:firstColumn="1" w:firstRow="1" w:lastColumn="0" w:lastRow="0" w:noHBand="0" w:noVBand="1" w:val="04A0"/>
+      </w:tblPr>
+      <w:tblGrid>
+        <w:gridCol w:w="2880"/>
+        <w:gridCol w:w="2880"/>
+        <w:gridCol w:w="2880"/>
+      </w:tblGrid>
+      <w:tr>
+        <w:tc>
+          <w:tcPr>
+            <w:tcW w:type="dxa" w:w="2880"/>
+          </w:tcPr>
+          <w:p>
+            <w:r>
+              <w:t>Folder</w:t>
+            </w:r>
+          </w:p>
+        </w:tc>
+        <w:tc>
+          <w:tcPr>
+            <w:tcW w:type="dxa" w:w="2880"/>
+          </w:tcPr>
+          <w:p>
+            <w:r>
+              <w:t>Role</w:t>
+            </w:r>
+          </w:p>
+        </w:tc>
+        <w:tc>
+          <w:tcPr>
+            <w:tcW w:type="dxa" w:w="2880"/>
+          </w:tcPr>
+          <w:p>
+            <w:r>
+              <w:t>Count (approx.)</w:t>
+            </w:r>
+          </w:p>
+        </w:tc>
+      </w:tr>
+      <w:tr>
+        <w:tc>
+          <w:tcPr>
+            <w:tcW w:type="dxa" w:w="2880"/>
+          </w:tcPr>
+          <w:p>
+            <w:r>
+              <w:t>src/components/layout/</w:t>
+            </w:r>
+          </w:p>
+        </w:tc>
+        <w:tc>
+          <w:tcPr>
+            <w:tcW w:type="dxa" w:w="2880"/>
+          </w:tcPr>
+          <w:p>
+            <w:r>
+              <w:t>App shell shared by all portals</w:t>
+            </w:r>
+          </w:p>
+        </w:tc>
+        <w:tc>
+          <w:tcPr>
+            <w:tcW w:type="dxa" w:w="2880"/>
+          </w:tcPr>
+          <w:p>
+            <w:r>
+              <w:t>2 components</w:t>
+            </w:r>
+          </w:p>
+        </w:tc>
+      </w:tr>
+      <w:tr>
+        <w:tc>
+          <w:tcPr>
+            <w:tcW w:type="dxa" w:w="2880"/>
+          </w:tcPr>
+          <w:p>
+            <w:r>
+              <w:t>src/components/ui/</w:t>
+            </w:r>
+          </w:p>
+        </w:tc>
+        <w:tc>
+          <w:tcPr>
+            <w:tcW w:type="dxa" w:w="2880"/>
+          </w:tcPr>
+          <w:p>
+            <w:r>
+              <w:t>Generic primitives (buttons, inputs, grids, toasts)</w:t>
+            </w:r>
+          </w:p>
+        </w:tc>
+        <w:tc>
+          <w:tcPr>
+            <w:tcW w:type="dxa" w:w="2880"/>
+          </w:tcPr>
+          <w:p>
+            <w:r>
+              <w:t>8 components</w:t>
+            </w:r>
+          </w:p>
+        </w:tc>
+      </w:tr>
+      <w:tr>
+        <w:tc>
+          <w:tcPr>
+            <w:tcW w:type="dxa" w:w="2880"/>
+          </w:tcPr>
+          <w:p>
+            <w:r>
+              <w:t>src/components/dashboard/</w:t>
+            </w:r>
+          </w:p>
+        </w:tc>
+        <w:tc>
+          <w:tcPr>
+            <w:tcW w:type="dxa" w:w="2880"/>
+          </w:tcPr>
+          <w:p>
+            <w:r>
+              <w:t>Metrics, charts, tables, pills for operational UI</w:t>
+            </w:r>
+          </w:p>
+        </w:tc>
+        <w:tc>
+          <w:tcPr>
+            <w:tcW w:type="dxa" w:w="2880"/>
+          </w:tcPr>
+          <w:p>
+            <w:r>
+              <w:t>25+ components</w:t>
+            </w:r>
+          </w:p>
+        </w:tc>
+      </w:tr>
+      <w:tr>
+        <w:tc>
+          <w:tcPr>
+            <w:tcW w:type="dxa" w:w="2880"/>
+          </w:tcPr>
+          <w:p>
+            <w:r>
+              <w:t>src/components/enrolment/</w:t>
+            </w:r>
+          </w:p>
+        </w:tc>
+        <w:tc>
+          <w:tcPr>
+            <w:tcW w:type="dxa" w:w="2880"/>
+          </w:tcPr>
+          <w:p>
+            <w:r>
+              <w:t>Parent wizard steps + EnrolSelect</w:t>
+            </w:r>
+          </w:p>
+        </w:tc>
+        <w:tc>
+          <w:tcPr>
+            <w:tcW w:type="dxa" w:w="2880"/>
+          </w:tcPr>
+          <w:p>
+            <w:r>
+              <w:t>8+ step modules</w:t>
+            </w:r>
+          </w:p>
+        </w:tc>
+      </w:tr>
+      <w:tr>
+        <w:tc>
+          <w:tcPr>
+            <w:tcW w:type="dxa" w:w="2880"/>
+          </w:tcPr>
+          <w:p>
+            <w:r>
+              <w:t>src/components/slt/</w:t>
+            </w:r>
+          </w:p>
+        </w:tc>
+        <w:tc>
+          <w:tcPr>
+            <w:tcW w:type="dxa" w:w="2880"/>
+          </w:tcPr>
+          <w:p>
+            <w:r>
+              <w:t>Review queue, detail panel, modals</w:t>
+            </w:r>
+          </w:p>
+        </w:tc>
+        <w:tc>
+          <w:tcPr>
+            <w:tcW w:type="dxa" w:w="2880"/>
+          </w:tcPr>
+          <w:p>
+            <w:r>
+              <w:t>10+ components</w:t>
+            </w:r>
+          </w:p>
+        </w:tc>
+      </w:tr>
+      <w:tr>
+        <w:tc>
+          <w:tcPr>
+            <w:tcW w:type="dxa" w:w="2880"/>
+          </w:tcPr>
+          <w:p>
+            <w:r>
+              <w:t>src/components/icons/</w:t>
+            </w:r>
+          </w:p>
+        </w:tc>
+        <w:tc>
+          <w:tcPr>
+            <w:tcW w:type="dxa" w:w="2880"/>
+          </w:tcPr>
+          <w:p>
+            <w:r>
+              <w:t>SVG icons + NavIcon name registry</w:t>
+            </w:r>
+          </w:p>
+        </w:tc>
+        <w:tc>
+          <w:tcPr>
+            <w:tcW w:type="dxa" w:w="2880"/>
+          </w:tcPr>
+          <w:p>
+            <w:r>
+              <w:t>NavIcons.jsx, NavIcon.jsx</w:t>
+            </w:r>
+          </w:p>
+        </w:tc>
+      </w:tr>
+      <w:tr>
+        <w:tc>
+          <w:tcPr>
+            <w:tcW w:type="dxa" w:w="2880"/>
+          </w:tcPr>
+          <w:p>
+            <w:r>
+              <w:t>src/config/navigation/</w:t>
+            </w:r>
+          </w:p>
+        </w:tc>
+        <w:tc>
+          <w:tcPr>
+            <w:tcW w:type="dxa" w:w="2880"/>
+          </w:tcPr>
+          <w:p>
+            <w:r>
+              <w:t>Per-role sidebar config</w:t>
+            </w:r>
+          </w:p>
+        </w:tc>
+        <w:tc>
+          <w:tcPr>
+            <w:tcW w:type="dxa" w:w="2880"/>
+          </w:tcPr>
+          <w:p>
+            <w:r>
+              <w:t>4 files</w:t>
+            </w:r>
+          </w:p>
+        </w:tc>
+      </w:tr>
+      <w:tr>
+        <w:tc>
+          <w:tcPr>
+            <w:tcW w:type="dxa" w:w="2880"/>
+          </w:tcPr>
+          <w:p>
+            <w:r>
+              <w:t>src/config/</w:t>
+            </w:r>
+          </w:p>
+        </w:tc>
+        <w:tc>
+          <w:tcPr>
+            <w:tcW w:type="dxa" w:w="2880"/>
+          </w:tcPr>
+          <w:p>
+            <w:r>
+              <w:t>Wizard steps, status labels, filter defaults</w:t>
+            </w:r>
+          </w:p>
+        </w:tc>
+        <w:tc>
+          <w:tcPr>
+            <w:tcW w:type="dxa" w:w="2880"/>
+          </w:tcPr>
+          <w:p>
+            <w:r>
+              <w:t>3+ files</w:t>
+            </w:r>
+          </w:p>
+        </w:tc>
+      </w:tr>
+      <w:tr>
+        <w:tc>
+          <w:tcPr>
+            <w:tcW w:type="dxa" w:w="2880"/>
+          </w:tcPr>
+          <w:p>
+            <w:r>
+              <w:t>src/data/</w:t>
+            </w:r>
+          </w:p>
+        </w:tc>
+        <w:tc>
+          <w:tcPr>
+            <w:tcW w:type="dxa" w:w="2880"/>
+          </w:tcPr>
+          <w:p>
+            <w:r>
+              <w:t>Dummy JSON-like structures for demos</w:t>
+            </w:r>
+          </w:p>
+        </w:tc>
+        <w:tc>
+          <w:tcPr>
+            <w:tcW w:type="dxa" w:w="2880"/>
+          </w:tcPr>
+          <w:p>
+            <w:r>
+              <w:t>10+ modules</w:t>
+            </w:r>
+          </w:p>
+        </w:tc>
+      </w:tr>
+      <w:tr>
+        <w:tc>
+          <w:tcPr>
+            <w:tcW w:type="dxa" w:w="2880"/>
+          </w:tcPr>
+          <w:p>
+            <w:r>
+              <w:t>src/pages/</w:t>
+            </w:r>
+          </w:p>
+        </w:tc>
+        <w:tc>
+          <w:tcPr>
+            <w:tcW w:type="dxa" w:w="2880"/>
+          </w:tcPr>
+          <w:p>
+            <w:r>
+              <w:t>Route-level screens only</w:t>
+            </w:r>
+          </w:p>
+        </w:tc>
+        <w:tc>
+          <w:tcPr>
+            <w:tcW w:type="dxa" w:w="2880"/>
+          </w:tcPr>
+          <w:p>
+            <w:r>
+              <w:t>4 role folders + login pages</w:t>
+            </w:r>
+          </w:p>
+        </w:tc>
+      </w:tr>
+      <w:tr>
+        <w:tc>
+          <w:tcPr>
+            <w:tcW w:type="dxa" w:w="2880"/>
+          </w:tcPr>
+          <w:p>
+            <w:r>
+              <w:t>src/styles/</w:t>
+            </w:r>
+          </w:p>
+        </w:tc>
+        <w:tc>
+          <w:tcPr>
+            <w:tcW w:type="dxa" w:w="2880"/>
+          </w:tcPr>
+          <w:p>
+            <w:r>
+              <w:t>Feature-scoped CSS</w:t>
+            </w:r>
+          </w:p>
+        </w:tc>
+        <w:tc>
+          <w:tcPr>
+            <w:tcW w:type="dxa" w:w="2880"/>
+          </w:tcPr>
+          <w:p>
+            <w:r>
+              <w:t>25+ stylesheets</w:t>
+            </w:r>
+          </w:p>
+        </w:tc>
+      </w:tr>
+    </w:tbl>
+    <w:p/>
+    <w:p>
+      <w:pPr>
+        <w:pStyle w:val="Heading2"/>
+      </w:pPr>
+      <w:r>
+        <w:t>5.2 Reusability strategy</w:t>
+      </w:r>
+    </w:p>
+    <w:p>
+      <w:r>
+        <w:rPr>
+          <w:b w:val="0"/>
+          <w:i w:val="0"/>
+        </w:rPr>
+        <w:t>Three deliberate patterns make components reusable across the system:</w:t>
+      </w:r>
+    </w:p>
+    <w:p>
+      <w:r>
+        <w:rPr>
+          <w:b/>
+          <w:i w:val="0"/>
+        </w:rPr>
+        <w:t>1. Configuration over duplication</w:t>
+      </w:r>
+    </w:p>
+    <w:p>
+      <w:r>
+        <w:rPr>
+          <w:b w:val="0"/>
+          <w:i w:val="0"/>
+        </w:rPr>
+        <w:t>Navigation, enrolment step labels, and status pill labels live in src/config/. Components consume config at render time so the same EnrollmentStatusPill shows 'SLT Review' on the manager table and the SLT queue without copying strings.</w:t>
+      </w:r>
+    </w:p>
+    <w:p>
+      <w:r>
+        <w:rPr>
+          <w:b/>
+          <w:i w:val="0"/>
+        </w:rPr>
+        <w:t>2. Props-driven presentational components</w:t>
+      </w:r>
+    </w:p>
+    <w:p>
+      <w:r>
+        <w:rPr>
+          <w:b w:val="0"/>
+          <w:i w:val="0"/>
+        </w:rPr>
+        <w:t>Dashboard widgets do not know which role is viewing them. StatSummaryCard only needs value, label, icon, and tone. DashboardPanel only needs title, optional action link, and children.</w:t>
+      </w:r>
+    </w:p>
+    <w:p>
+      <w:r>
+        <w:rPr>
+          <w:b/>
+          <w:i w:val="0"/>
+        </w:rPr>
+        <w:t>3. Composition over inheritance</w:t>
+      </w:r>
+    </w:p>
+    <w:p>
+      <w:r>
+        <w:rPr>
+          <w:b w:val="0"/>
+          <w:i w:val="0"/>
+        </w:rPr>
+        <w:t>Higher-level panels compose lower-level ones. RecentApplicationsPanel wraps DashboardPanel and maps rows to StatusPill. BarChartPanel and DonutBreakdownPanel wrap DashboardPanel for consistent headers and padding. No class inheritance is used anywhere in the codebase.</w:t>
+      </w:r>
+    </w:p>
+    <w:p>
+      <w:pPr>
+        <w:pStyle w:val="Heading2"/>
+      </w:pPr>
+      <w:r>
+        <w:t>5.3 Layout components (used 4× — 100% of portals)</w:t>
+      </w:r>
+    </w:p>
+    <w:tbl>
+      <w:tblPr>
+        <w:tblStyle w:val="TableGrid"/>
+        <w:tblW w:type="auto" w:w="0"/>
+        <w:tblLook w:firstColumn="1" w:firstRow="1" w:lastColumn="0" w:lastRow="0" w:noHBand="0" w:noVBand="1" w:val="04A0"/>
+      </w:tblPr>
+      <w:tblGrid>
+        <w:gridCol w:w="2880"/>
+        <w:gridCol w:w="2880"/>
+        <w:gridCol w:w="2880"/>
+      </w:tblGrid>
+      <w:tr>
+        <w:tc>
+          <w:tcPr>
+            <w:tcW w:type="dxa" w:w="2880"/>
+          </w:tcPr>
+          <w:p>
+            <w:r>
+              <w:t>Component</w:t>
+            </w:r>
+          </w:p>
+        </w:tc>
+        <w:tc>
+          <w:tcPr>
+            <w:tcW w:type="dxa" w:w="2880"/>
+          </w:tcPr>
+          <w:p>
+            <w:r>
+              <w:t>Key props</w:t>
+            </w:r>
+          </w:p>
+        </w:tc>
+        <w:tc>
+          <w:tcPr>
+            <w:tcW w:type="dxa" w:w="2880"/>
+          </w:tcPr>
+          <w:p>
+            <w:r>
+              <w:t>Reused by</w:t>
+            </w:r>
+          </w:p>
+        </w:tc>
+      </w:tr>
+      <w:tr>
+        <w:tc>
+          <w:tcPr>
+            <w:tcW w:type="dxa" w:w="2880"/>
+          </w:tcPr>
+          <w:p>
+            <w:r>
+              <w:t>AppSidebar</w:t>
+            </w:r>
+          </w:p>
+        </w:tc>
+        <w:tc>
+          <w:tcPr>
+            <w:tcW w:type="dxa" w:w="2880"/>
+          </w:tcPr>
+          <w:p>
+            <w:r>
+              <w:t>brand, roleLabel, items[], user, basePath, collapsed, onToggleCollapse, onSignOut</w:t>
+            </w:r>
+          </w:p>
+        </w:tc>
+        <w:tc>
+          <w:tcPr>
+            <w:tcW w:type="dxa" w:w="2880"/>
+          </w:tcPr>
+          <w:p>
+            <w:r>
+              <w:t>Parent, Admin, SLT, Manager layouts</w:t>
+            </w:r>
+          </w:p>
+        </w:tc>
+      </w:tr>
+      <w:tr>
+        <w:tc>
+          <w:tcPr>
+            <w:tcW w:type="dxa" w:w="2880"/>
+          </w:tcPr>
+          <w:p>
+            <w:r>
+              <w:t>AppTopBar</w:t>
+            </w:r>
+          </w:p>
+        </w:tc>
+        <w:tc>
+          <w:tcPr>
+            <w:tcW w:type="dxa" w:w="2880"/>
+          </w:tcPr>
+          <w:p>
+            <w:r>
+              <w:t>searchPlaceholder, searchQuery, onSearchChange, notificationCount, demoTag</w:t>
+            </w:r>
+          </w:p>
+        </w:tc>
+        <w:tc>
+          <w:tcPr>
+            <w:tcW w:type="dxa" w:w="2880"/>
+          </w:tcPr>
+          <w:p>
+            <w:r>
+              <w:t>All four layouts (demoTag on Manager only)</w:t>
+            </w:r>
+          </w:p>
+        </w:tc>
+      </w:tr>
+    </w:tbl>
+    <w:p/>
+    <w:p>
+      <w:r>
+        <w:rPr>
+          <w:b w:val="0"/>
+          <w:i w:val="0"/>
+        </w:rPr>
+        <w:t>AppSidebar maps items[] to NavLink elements. Icons resolve through NavIcon, which looks up a string key (e.g. 'dashboard', 'shield') in a registry object—adding a nav icon means exporting one SVG component and adding one line to the byName map in NavIcon.jsx.</w:t>
+      </w:r>
+    </w:p>
+    <w:p>
+      <w:pPr>
+        <w:pStyle w:val="Heading2"/>
+      </w:pPr>
+      <w:r>
+        <w:t>5.4 UI primitives (src/components/ui/)</w:t>
+      </w:r>
+    </w:p>
+    <w:tbl>
+      <w:tblPr>
+        <w:tblStyle w:val="TableGrid"/>
+        <w:tblW w:type="auto" w:w="0"/>
+        <w:tblLook w:firstColumn="1" w:firstRow="1" w:lastColumn="0" w:lastRow="0" w:noHBand="0" w:noVBand="1" w:val="04A0"/>
+      </w:tblPr>
+      <w:tblGrid>
+        <w:gridCol w:w="2880"/>
+        <w:gridCol w:w="2880"/>
+        <w:gridCol w:w="2880"/>
+      </w:tblGrid>
+      <w:tr>
+        <w:tc>
+          <w:tcPr>
+            <w:tcW w:type="dxa" w:w="2880"/>
+          </w:tcPr>
+          <w:p>
+            <w:r>
+              <w:t>Component</w:t>
+            </w:r>
+          </w:p>
+        </w:tc>
+        <w:tc>
+          <w:tcPr>
+            <w:tcW w:type="dxa" w:w="2880"/>
+          </w:tcPr>
+          <w:p>
+            <w:r>
+              <w:t>Props / behaviour</w:t>
+            </w:r>
+          </w:p>
+        </w:tc>
+        <w:tc>
+          <w:tcPr>
+            <w:tcW w:type="dxa" w:w="2880"/>
+          </w:tcPr>
+          <w:p>
+            <w:r>
+              <w:t>Used on</w:t>
+            </w:r>
+          </w:p>
+        </w:tc>
+      </w:tr>
+      <w:tr>
+        <w:tc>
+          <w:tcPr>
+            <w:tcW w:type="dxa" w:w="2880"/>
+          </w:tcPr>
+          <w:p>
+            <w:r>
+              <w:t>Button</w:t>
+            </w:r>
+          </w:p>
+        </w:tc>
+        <w:tc>
+          <w:tcPr>
+            <w:tcW w:type="dxa" w:w="2880"/>
+          </w:tcPr>
+          <w:p>
+            <w:r>
+              <w:t>children, type, onClick, className</w:t>
+            </w:r>
+          </w:p>
+        </w:tc>
+        <w:tc>
+          <w:tcPr>
+            <w:tcW w:type="dxa" w:w="2880"/>
+          </w:tcPr>
+          <w:p>
+            <w:r>
+              <w:t>Login pages, forms, modals</w:t>
+            </w:r>
+          </w:p>
+        </w:tc>
+      </w:tr>
+      <w:tr>
+        <w:tc>
+          <w:tcPr>
+            <w:tcW w:type="dxa" w:w="2880"/>
+          </w:tcPr>
+          <w:p>
+            <w:r>
+              <w:t>InputField</w:t>
+            </w:r>
+          </w:p>
+        </w:tc>
+        <w:tc>
+          <w:tcPr>
+            <w:tcW w:type="dxa" w:w="2880"/>
+          </w:tcPr>
+          <w:p>
+            <w:r>
+              <w:t>id, label, type, placeholder</w:t>
+            </w:r>
+          </w:p>
+        </w:tc>
+        <w:tc>
+          <w:tcPr>
+            <w:tcW w:type="dxa" w:w="2880"/>
+          </w:tcPr>
+          <w:p>
+            <w:r>
+              <w:t>Login pages</w:t>
+            </w:r>
+          </w:p>
+        </w:tc>
+      </w:tr>
+      <w:tr>
+        <w:tc>
+          <w:tcPr>
+            <w:tcW w:type="dxa" w:w="2880"/>
+          </w:tcPr>
+          <w:p>
+            <w:r>
+              <w:t>Card</w:t>
+            </w:r>
+          </w:p>
+        </w:tc>
+        <w:tc>
+          <w:tcPr>
+            <w:tcW w:type="dxa" w:w="2880"/>
+          </w:tcPr>
+          <w:p>
+            <w:r>
+              <w:t>children, className</w:t>
+            </w:r>
+          </w:p>
+        </w:tc>
+        <w:tc>
+          <w:tcPr>
+            <w:tcW w:type="dxa" w:w="2880"/>
+          </w:tcPr>
+          <w:p>
+            <w:r>
+              <w:t>Login form container</w:t>
+            </w:r>
+          </w:p>
+        </w:tc>
+      </w:tr>
+      <w:tr>
+        <w:tc>
+          <w:tcPr>
+            <w:tcW w:type="dxa" w:w="2880"/>
+          </w:tcPr>
+          <w:p>
+            <w:r>
+              <w:t>FeatureItem</w:t>
+            </w:r>
+          </w:p>
+        </w:tc>
+        <w:tc>
+          <w:tcPr>
+            <w:tcW w:type="dxa" w:w="2880"/>
+          </w:tcPr>
+          <w:p>
+            <w:r>
+              <w:t>title, description, icon</w:t>
+            </w:r>
+          </w:p>
+        </w:tc>
+        <w:tc>
+          <w:tcPr>
+            <w:tcW w:type="dxa" w:w="2880"/>
+          </w:tcPr>
+          <w:p>
+            <w:r>
+              <w:t>Parent login marketing column</w:t>
+            </w:r>
+          </w:p>
+        </w:tc>
+      </w:tr>
+      <w:tr>
+        <w:tc>
+          <w:tcPr>
+            <w:tcW w:type="dxa" w:w="2880"/>
+          </w:tcPr>
+          <w:p>
+            <w:r>
+              <w:t>DetailFieldGrid</w:t>
+            </w:r>
+          </w:p>
+        </w:tc>
+        <w:tc>
+          <w:tcPr>
+            <w:tcW w:type="dxa" w:w="2880"/>
+          </w:tcPr>
+          <w:p>
+            <w:r>
+              <w:t>rows[{ id, label, value, valuePrefix? }]</w:t>
+            </w:r>
+          </w:p>
+        </w:tc>
+        <w:tc>
+          <w:tcPr>
+            <w:tcW w:type="dxa" w:w="2880"/>
+          </w:tcPr>
+          <w:p>
+            <w:r>
+              <w:t>SLT application detail, review screens</w:t>
+            </w:r>
+          </w:p>
+        </w:tc>
+      </w:tr>
+      <w:tr>
+        <w:tc>
+          <w:tcPr>
+            <w:tcW w:type="dxa" w:w="2880"/>
+          </w:tcPr>
+          <w:p>
+            <w:r>
+              <w:t>PanelEmptyState</w:t>
+            </w:r>
+          </w:p>
+        </w:tc>
+        <w:tc>
+          <w:tcPr>
+            <w:tcW w:type="dxa" w:w="2880"/>
+          </w:tcPr>
+          <w:p>
+            <w:r>
+              <w:t>icon, title, description</w:t>
+            </w:r>
+          </w:p>
+        </w:tc>
+        <w:tc>
+          <w:tcPr>
+            <w:tcW w:type="dxa" w:w="2880"/>
+          </w:tcPr>
+          <w:p>
+            <w:r>
+              <w:t>SLT queue when nothing selected / empty list</w:t>
+            </w:r>
+          </w:p>
+        </w:tc>
+      </w:tr>
+      <w:tr>
+        <w:tc>
+          <w:tcPr>
+            <w:tcW w:type="dxa" w:w="2880"/>
+          </w:tcPr>
+          <w:p>
+            <w:r>
+              <w:t>AppToast</w:t>
+            </w:r>
+          </w:p>
+        </w:tc>
+        <w:tc>
+          <w:tcPr>
+            <w:tcW w:type="dxa" w:w="2880"/>
+          </w:tcPr>
+          <w:p>
+            <w:r>
+              <w:t>message, tone, onDismiss</w:t>
+            </w:r>
+          </w:p>
+        </w:tc>
+        <w:tc>
+          <w:tcPr>
+            <w:tcW w:type="dxa" w:w="2880"/>
+          </w:tcPr>
+          <w:p>
+            <w:r>
+              <w:t>SLT actions (approve, schedule, request info)</w:t>
+            </w:r>
+          </w:p>
+        </w:tc>
+      </w:tr>
+    </w:tbl>
+    <w:p/>
+    <w:p>
+      <w:pPr>
+        <w:pStyle w:val="Heading2"/>
+      </w:pPr>
+      <w:r>
+        <w:t>5.5 Dashboard components — cross-role reuse</w:t>
+      </w:r>
+    </w:p>
+    <w:p>
+      <w:r>
+        <w:rPr>
+          <w:b w:val="0"/>
+          <w:i w:val="0"/>
+        </w:rPr>
+        <w:t>The table below shows where the same component appears in more than one portal, which is the primary evidence of reuse.</w:t>
+      </w:r>
+    </w:p>
+    <w:tbl>
+      <w:tblPr>
+        <w:tblStyle w:val="TableGrid"/>
+        <w:tblW w:type="auto" w:w="0"/>
+        <w:tblLook w:firstColumn="1" w:firstRow="1" w:lastColumn="0" w:lastRow="0" w:noHBand="0" w:noVBand="1" w:val="04A0"/>
+      </w:tblPr>
+      <w:tblGrid>
+        <w:gridCol w:w="2880"/>
+        <w:gridCol w:w="2880"/>
+        <w:gridCol w:w="2880"/>
+      </w:tblGrid>
+      <w:tr>
+        <w:tc>
+          <w:tcPr>
+            <w:tcW w:type="dxa" w:w="2880"/>
+          </w:tcPr>
+          <w:p>
+            <w:r>
+              <w:t>Component</w:t>
+            </w:r>
+          </w:p>
+        </w:tc>
+        <w:tc>
+          <w:tcPr>
+            <w:tcW w:type="dxa" w:w="2880"/>
+          </w:tcPr>
+          <w:p>
+            <w:r>
+              <w:t>Purpose</w:t>
+            </w:r>
+          </w:p>
+        </w:tc>
+        <w:tc>
+          <w:tcPr>
+            <w:tcW w:type="dxa" w:w="2880"/>
+          </w:tcPr>
+          <w:p>
+            <w:r>
+              <w:t>Roles / pages using it</w:t>
+            </w:r>
+          </w:p>
+        </w:tc>
+      </w:tr>
+      <w:tr>
+        <w:tc>
+          <w:tcPr>
+            <w:tcW w:type="dxa" w:w="2880"/>
+          </w:tcPr>
+          <w:p>
+            <w:r>
+              <w:t>StatSummaryCard</w:t>
+            </w:r>
+          </w:p>
+        </w:tc>
+        <w:tc>
+          <w:tcPr>
+            <w:tcW w:type="dxa" w:w="2880"/>
+          </w:tcPr>
+          <w:p>
+            <w:r>
+              <w:t>Numeric KPI with icon and colour tone</w:t>
+            </w:r>
+          </w:p>
+        </w:tc>
+        <w:tc>
+          <w:tcPr>
+            <w:tcW w:type="dxa" w:w="2880"/>
+          </w:tcPr>
+          <w:p>
+            <w:r>
+              <w:t>Parent dashboard</w:t>
+            </w:r>
+          </w:p>
+        </w:tc>
+      </w:tr>
+      <w:tr>
+        <w:tc>
+          <w:tcPr>
+            <w:tcW w:type="dxa" w:w="2880"/>
+          </w:tcPr>
+          <w:p>
+            <w:r>
+              <w:t>ApplicationListPanel + ApplicationRow</w:t>
+            </w:r>
+          </w:p>
+        </w:tc>
+        <w:tc>
+          <w:tcPr>
+            <w:tcW w:type="dxa" w:w="2880"/>
+          </w:tcPr>
+          <w:p>
+            <w:r>
+              <w:t>List of applications with progress</w:t>
+            </w:r>
+          </w:p>
+        </w:tc>
+        <w:tc>
+          <w:tcPr>
+            <w:tcW w:type="dxa" w:w="2880"/>
+          </w:tcPr>
+          <w:p>
+            <w:r>
+              <w:t>Parent dashboard, SLT home</w:t>
+            </w:r>
+          </w:p>
+        </w:tc>
+      </w:tr>
+      <w:tr>
+        <w:tc>
+          <w:tcPr>
+            <w:tcW w:type="dxa" w:w="2880"/>
+          </w:tcPr>
+          <w:p>
+            <w:r>
+              <w:t>InfoActionCard</w:t>
+            </w:r>
+          </w:p>
+        </w:tc>
+        <w:tc>
+          <w:tcPr>
+            <w:tcW w:type="dxa" w:w="2880"/>
+          </w:tcPr>
+          <w:p>
+            <w:r>
+              <w:t>Help / document call-to-action card</w:t>
+            </w:r>
+          </w:p>
+        </w:tc>
+        <w:tc>
+          <w:tcPr>
+            <w:tcW w:type="dxa" w:w="2880"/>
+          </w:tcPr>
+          <w:p>
+            <w:r>
+              <w:t>Parent dashboard</w:t>
+            </w:r>
+          </w:p>
+        </w:tc>
+      </w:tr>
+      <w:tr>
+        <w:tc>
+          <w:tcPr>
+            <w:tcW w:type="dxa" w:w="2880"/>
+          </w:tcPr>
+          <w:p>
+            <w:r>
+              <w:t>DashboardPanel</w:t>
+            </w:r>
+          </w:p>
+        </w:tc>
+        <w:tc>
+          <w:tcPr>
+            <w:tcW w:type="dxa" w:w="2880"/>
+          </w:tcPr>
+          <w:p>
+            <w:r>
+              <w:t>Titled section with optional 'View all' link</w:t>
+            </w:r>
+          </w:p>
+        </w:tc>
+        <w:tc>
+          <w:tcPr>
+            <w:tcW w:type="dxa" w:w="2880"/>
+          </w:tcPr>
+          <w:p>
+            <w:r>
+              <w:t>Admin users, charts, violations, integration</w:t>
+            </w:r>
+          </w:p>
+        </w:tc>
+      </w:tr>
+      <w:tr>
+        <w:tc>
+          <w:tcPr>
+            <w:tcW w:type="dxa" w:w="2880"/>
+          </w:tcPr>
+          <w:p>
+            <w:r>
+              <w:t>AdminMetricCard, BarChartPanel, DonutBreakdownPanel</w:t>
+            </w:r>
+          </w:p>
+        </w:tc>
+        <w:tc>
+          <w:tcPr>
+            <w:tcW w:type="dxa" w:w="2880"/>
+          </w:tcPr>
+          <w:p>
+            <w:r>
+              <w:t>Admin home analytics</w:t>
+            </w:r>
+          </w:p>
+        </w:tc>
+        <w:tc>
+          <w:tcPr>
+            <w:tcW w:type="dxa" w:w="2880"/>
+          </w:tcPr>
+          <w:p>
+            <w:r>
+              <w:t>Admin dashboard only (composed from DashboardPanel)</w:t>
+            </w:r>
+          </w:p>
+        </w:tc>
+      </w:tr>
+      <w:tr>
+        <w:tc>
+          <w:tcPr>
+            <w:tcW w:type="dxa" w:w="2880"/>
+          </w:tcPr>
+          <w:p>
+            <w:r>
+              <w:t>UserManagementTable, RoleSummaryCard</w:t>
+            </w:r>
+          </w:p>
+        </w:tc>
+        <w:tc>
+          <w:tcPr>
+            <w:tcW w:type="dxa" w:w="2880"/>
+          </w:tcPr>
+          <w:p>
+            <w:r>
+              <w:t>User admin table</w:t>
+            </w:r>
+          </w:p>
+        </w:tc>
+        <w:tc>
+          <w:tcPr>
+            <w:tcW w:type="dxa" w:w="2880"/>
+          </w:tcPr>
+          <w:p>
+            <w:r>
+              <w:t>Admin users</w:t>
+            </w:r>
+          </w:p>
+        </w:tc>
+      </w:tr>
+      <w:tr>
+        <w:tc>
+          <w:tcPr>
+            <w:tcW w:type="dxa" w:w="2880"/>
+          </w:tcPr>
+          <w:p>
+            <w:r>
+              <w:t>ManagerKpiCard, ManagerApplicationQueueTable</w:t>
+            </w:r>
+          </w:p>
+        </w:tc>
+        <w:tc>
+          <w:tcPr>
+            <w:tcW w:type="dxa" w:w="2880"/>
+          </w:tcPr>
+          <w:p>
+            <w:r>
+              <w:t>Manager workload</w:t>
+            </w:r>
+          </w:p>
+        </w:tc>
+        <w:tc>
+          <w:tcPr>
+            <w:tcW w:type="dxa" w:w="2880"/>
+          </w:tcPr>
+          <w:p>
+            <w:r>
+              <w:t>Manager dashboard</w:t>
+            </w:r>
+          </w:p>
+        </w:tc>
+      </w:tr>
+      <w:tr>
+        <w:tc>
+          <w:tcPr>
+            <w:tcW w:type="dxa" w:w="2880"/>
+          </w:tcPr>
+          <w:p>
+            <w:r>
+              <w:t>ManagerApplicationsTable</w:t>
+            </w:r>
+          </w:p>
+        </w:tc>
+        <w:tc>
+          <w:tcPr>
+            <w:tcW w:type="dxa" w:w="2880"/>
+          </w:tcPr>
+          <w:p>
+            <w:r>
+              <w:t>Filterable applications grid</w:t>
+            </w:r>
+          </w:p>
+        </w:tc>
+        <w:tc>
+          <w:tcPr>
+            <w:tcW w:type="dxa" w:w="2880"/>
+          </w:tcPr>
+          <w:p>
+            <w:r>
+              <w:t>Manager applications page</w:t>
+            </w:r>
+          </w:p>
+        </w:tc>
+      </w:tr>
+      <w:tr>
+        <w:tc>
+          <w:tcPr>
+            <w:tcW w:type="dxa" w:w="2880"/>
+          </w:tcPr>
+          <w:p>
+            <w:r>
+              <w:t>EnrollmentStatusPill</w:t>
+            </w:r>
+          </w:p>
+        </w:tc>
+        <w:tc>
+          <w:tcPr>
+            <w:tcW w:type="dxa" w:w="2880"/>
+          </w:tcPr>
+          <w:p>
+            <w:r>
+              <w:t>Status badge from statusKey + shared labels</w:t>
+            </w:r>
+          </w:p>
+        </w:tc>
+        <w:tc>
+          <w:tcPr>
+            <w:tcW w:type="dxa" w:w="2880"/>
+          </w:tcPr>
+          <w:p>
+            <w:r>
+              <w:t>Manager tables, SLT queue, SLT detail, resolved card</w:t>
+            </w:r>
+          </w:p>
+        </w:tc>
+      </w:tr>
+      <w:tr>
+        <w:tc>
+          <w:tcPr>
+            <w:tcW w:type="dxa" w:w="2880"/>
+          </w:tcPr>
+          <w:p>
+            <w:r>
+              <w:t>EnrollmentPriorityPill</w:t>
+            </w:r>
+          </w:p>
+        </w:tc>
+        <w:tc>
+          <w:tcPr>
+            <w:tcW w:type="dxa" w:w="2880"/>
+          </w:tcPr>
+          <w:p>
+            <w:r>
+              <w:t>Priority badge</w:t>
+            </w:r>
+          </w:p>
+        </w:tc>
+        <w:tc>
+          <w:tcPr>
+            <w:tcW w:type="dxa" w:w="2880"/>
+          </w:tcPr>
+          <w:p>
+            <w:r>
+              <w:t>Manager task queue</w:t>
+            </w:r>
+          </w:p>
+        </w:tc>
+      </w:tr>
+      <w:tr>
+        <w:tc>
+          <w:tcPr>
+            <w:tcW w:type="dxa" w:w="2880"/>
+          </w:tcPr>
+          <w:p>
+            <w:r>
+              <w:t>SltWorkloadMemberCard</w:t>
+            </w:r>
+          </w:p>
+        </w:tc>
+        <w:tc>
+          <w:tcPr>
+            <w:tcW w:type="dxa" w:w="2880"/>
+          </w:tcPr>
+          <w:p>
+            <w:r>
+              <w:t>SLT member workload summary</w:t>
+            </w:r>
+          </w:p>
+        </w:tc>
+        <w:tc>
+          <w:tcPr>
+            <w:tcW w:type="dxa" w:w="2880"/>
+          </w:tcPr>
+          <w:p>
+            <w:r>
+              <w:t>Manager dashboard, assignments</w:t>
+            </w:r>
+          </w:p>
+        </w:tc>
+      </w:tr>
+      <w:tr>
+        <w:tc>
+          <w:tcPr>
+            <w:tcW w:type="dxa" w:w="2880"/>
+          </w:tcPr>
+          <w:p>
+            <w:r>
+              <w:t>RuleCategoryCard, RuleConfigCard</w:t>
+            </w:r>
+          </w:p>
+        </w:tc>
+        <w:tc>
+          <w:tcPr>
+            <w:tcW w:type="dxa" w:w="2880"/>
+          </w:tcPr>
+          <w:p>
+            <w:r>
+              <w:t>Rules engine UI</w:t>
+            </w:r>
+          </w:p>
+        </w:tc>
+        <w:tc>
+          <w:tcPr>
+            <w:tcW w:type="dxa" w:w="2880"/>
+          </w:tcPr>
+          <w:p>
+            <w:r>
+              <w:t>Admin rules page</w:t>
+            </w:r>
+          </w:p>
+        </w:tc>
+      </w:tr>
+    </w:tbl>
+    <w:p/>
+    <w:p>
+      <w:pPr>
+        <w:pStyle w:val="Heading2"/>
+      </w:pPr>
+      <w:r>
+        <w:t>5.6 EnrollmentStatusPill — example of config + CSS reuse</w:t>
+      </w:r>
+    </w:p>
+    <w:p>
+      <w:r>
+        <w:rPr>
+          <w:b w:val="0"/>
+          <w:i w:val="0"/>
+        </w:rPr>
+        <w:t>Status display is centralised so every screen shows consistent labels and colours:</w:t>
+      </w:r>
+    </w:p>
+    <w:p>
+      <w:pPr>
+        <w:spacing w:before="40" w:after="160"/>
+        <w:ind w:left="288"/>
+      </w:pPr>
+      <w:r>
+        <w:rPr>
+          <w:rFonts w:ascii="Consolas" w:hAnsi="Consolas"/>
+          <w:sz w:val="18"/>
+        </w:rPr>
+        <w:t>// config/enrollmentApplicationUi.js</w:t>
+        <w:br/>
+        <w:t>enrollmentStatusLabels = { draft, submitted, sltReview, approved, ... }</w:t>
+        <w:br/>
+        <w:br/>
+        <w:t>// EnrollmentStatusPill.jsx</w:t>
+        <w:br/>
+        <w:t>text = label ?? enrollmentStatusLabels[statusKey]</w:t>
+        <w:br/>
+        <w:t>className = `enrollment-status-pill--${statusKey}`</w:t>
+        <w:br/>
+        <w:br/>
+        <w:t>// Used with only: &lt;EnrollmentStatusPill statusKey={row.statusKey} /&gt;</w:t>
+      </w:r>
+    </w:p>
+    <w:p>
+      <w:r>
+        <w:rPr>
+          <w:b w:val="0"/>
+          <w:i w:val="0"/>
+        </w:rPr>
+        <w:t>The same component is imported in manager tables, SLT list items, SLT detail header, and post-decision cards—six files, one source of truth for status styling (enrollment-pills.css).</w:t>
+      </w:r>
+    </w:p>
+    <w:p>
+      <w:pPr>
+        <w:pStyle w:val="Heading2"/>
+      </w:pPr>
+      <w:r>
+        <w:t>5.7 SLT-specific composition</w:t>
+      </w:r>
+    </w:p>
+    <w:p>
+      <w:r>
+        <w:rPr>
+          <w:b w:val="0"/>
+          <w:i w:val="0"/>
+        </w:rPr>
+        <w:t>SLT features use domain components that still depend on shared primitives:</w:t>
+      </w:r>
+    </w:p>
+    <w:p>
+      <w:pPr>
+        <w:pStyle w:val="ListBullet"/>
+      </w:pPr>
+      <w:r>
+        <w:t>SltReviewQueueListItem — list row; uses EnrollmentStatusPill</w:t>
+      </w:r>
+    </w:p>
+    <w:p>
+      <w:pPr>
+        <w:pStyle w:val="ListBullet"/>
+      </w:pPr>
+      <w:r>
+        <w:t>SltApplicationReviewDetail — tabbed detail; uses DetailFieldGrid, EnrollmentStatusPill, document/timeline/notes sub-panels</w:t>
+      </w:r>
+    </w:p>
+    <w:p>
+      <w:pPr>
+        <w:pStyle w:val="ListBullet"/>
+      </w:pPr>
+      <w:r>
+        <w:t>ScheduleInterviewModal — react-day-picker + date-fns; isolated CSS file</w:t>
+      </w:r>
+    </w:p>
+    <w:p>
+      <w:pPr>
+        <w:pStyle w:val="ListBullet"/>
+      </w:pPr>
+      <w:r>
+        <w:t>RequestAdditionalInfoModal — email template from data/requestAdditionalInfoEmailTemplate.js</w:t>
+      </w:r>
+    </w:p>
+    <w:p>
+      <w:r>
+        <w:rPr>
+          <w:b w:val="0"/>
+          <w:i w:val="0"/>
+        </w:rPr>
+        <w:t>SltApplicationReviewDetail exposes callback props (onApprove, onDecline, onRequestInfo, …) so SltReviewQueuePage owns queue mutations and toast feedback—the detail panel stays a pure UI surface.</w:t>
+      </w:r>
+    </w:p>
+    <w:p>
+      <w:pPr>
+        <w:pStyle w:val="Heading2"/>
+      </w:pPr>
+      <w:r>
+        <w:t>5.8 Enrolment step components</w:t>
+      </w:r>
+    </w:p>
+    <w:tbl>
+      <w:tblPr>
+        <w:tblStyle w:val="TableGrid"/>
+        <w:tblW w:type="auto" w:w="0"/>
+        <w:tblLook w:firstColumn="1" w:firstRow="1" w:lastColumn="0" w:lastRow="0" w:noHBand="0" w:noVBand="1" w:val="04A0"/>
+      </w:tblPr>
+      <w:tblGrid>
+        <w:gridCol w:w="2880"/>
+        <w:gridCol w:w="2880"/>
+        <w:gridCol w:w="2880"/>
+      </w:tblGrid>
+      <w:tr>
+        <w:tc>
+          <w:tcPr>
+            <w:tcW w:type="dxa" w:w="2880"/>
+          </w:tcPr>
+          <w:p>
+            <w:r>
+              <w:t>Step component</w:t>
+            </w:r>
+          </w:p>
+        </w:tc>
+        <w:tc>
+          <w:tcPr>
+            <w:tcW w:type="dxa" w:w="2880"/>
+          </w:tcPr>
+          <w:p>
+            <w:r>
+              <w:t>Config id</w:t>
+            </w:r>
+          </w:p>
+        </w:tc>
+        <w:tc>
+          <w:tcPr>
+            <w:tcW w:type="dxa" w:w="2880"/>
+          </w:tcPr>
+          <w:p>
+            <w:r>
+              <w:t>State slice owned by page</w:t>
+            </w:r>
+          </w:p>
+        </w:tc>
+      </w:tr>
+      <w:tr>
+        <w:tc>
+          <w:tcPr>
+            <w:tcW w:type="dxa" w:w="2880"/>
+          </w:tcPr>
+          <w:p>
+            <w:r>
+              <w:t>StudentDetailsStep</w:t>
+            </w:r>
+          </w:p>
+        </w:tc>
+        <w:tc>
+          <w:tcPr>
+            <w:tcW w:type="dxa" w:w="2880"/>
+          </w:tcPr>
+          <w:p>
+            <w:r>
+              <w:t>student</w:t>
+            </w:r>
+          </w:p>
+        </w:tc>
+        <w:tc>
+          <w:tcPr>
+            <w:tcW w:type="dxa" w:w="2880"/>
+          </w:tcPr>
+          <w:p>
+            <w:r>
+              <w:t>studentDetails</w:t>
+            </w:r>
+          </w:p>
+        </w:tc>
+      </w:tr>
+      <w:tr>
+        <w:tc>
+          <w:tcPr>
+            <w:tcW w:type="dxa" w:w="2880"/>
+          </w:tcPr>
+          <w:p>
+            <w:r>
+              <w:t>CaregiverInformationStep</w:t>
+            </w:r>
+          </w:p>
+        </w:tc>
+        <w:tc>
+          <w:tcPr>
+            <w:tcW w:type="dxa" w:w="2880"/>
+          </w:tcPr>
+          <w:p>
+            <w:r>
+              <w:t>caregiver</w:t>
+            </w:r>
+          </w:p>
+        </w:tc>
+        <w:tc>
+          <w:tcPr>
+            <w:tcW w:type="dxa" w:w="2880"/>
+          </w:tcPr>
+          <w:p>
+            <w:r>
+              <w:t>caregiverDetails</w:t>
+            </w:r>
+          </w:p>
+        </w:tc>
+      </w:tr>
+      <w:tr>
+        <w:tc>
+          <w:tcPr>
+            <w:tcW w:type="dxa" w:w="2880"/>
+          </w:tcPr>
+          <w:p>
+            <w:r>
+              <w:t>AddressAndZoningStep</w:t>
+            </w:r>
+          </w:p>
+        </w:tc>
+        <w:tc>
+          <w:tcPr>
+            <w:tcW w:type="dxa" w:w="2880"/>
+          </w:tcPr>
+          <w:p>
+            <w:r>
+              <w:t>address</w:t>
+            </w:r>
+          </w:p>
+        </w:tc>
+        <w:tc>
+          <w:tcPr>
+            <w:tcW w:type="dxa" w:w="2880"/>
+          </w:tcPr>
+          <w:p>
+            <w:r>
+              <w:t>addressDetails</w:t>
+            </w:r>
+          </w:p>
+        </w:tc>
+      </w:tr>
+      <w:tr>
+        <w:tc>
+          <w:tcPr>
+            <w:tcW w:type="dxa" w:w="2880"/>
+          </w:tcPr>
+          <w:p>
+            <w:r>
+              <w:t>PreviousSchoolStep</w:t>
+            </w:r>
+          </w:p>
+        </w:tc>
+        <w:tc>
+          <w:tcPr>
+            <w:tcW w:type="dxa" w:w="2880"/>
+          </w:tcPr>
+          <w:p>
+            <w:r>
+              <w:t>previous</w:t>
+            </w:r>
+          </w:p>
+        </w:tc>
+        <w:tc>
+          <w:tcPr>
+            <w:tcW w:type="dxa" w:w="2880"/>
+          </w:tcPr>
+          <w:p>
+            <w:r>
+              <w:t>previousSchoolDetails</w:t>
+            </w:r>
+          </w:p>
+        </w:tc>
+      </w:tr>
+      <w:tr>
+        <w:tc>
+          <w:tcPr>
+            <w:tcW w:type="dxa" w:w="2880"/>
+          </w:tcPr>
+          <w:p>
+            <w:r>
+              <w:t>MedicalInformationStep</w:t>
+            </w:r>
+          </w:p>
+        </w:tc>
+        <w:tc>
+          <w:tcPr>
+            <w:tcW w:type="dxa" w:w="2880"/>
+          </w:tcPr>
+          <w:p>
+            <w:r>
+              <w:t>medical</w:t>
+            </w:r>
+          </w:p>
+        </w:tc>
+        <w:tc>
+          <w:tcPr>
+            <w:tcW w:type="dxa" w:w="2880"/>
+          </w:tcPr>
+          <w:p>
+            <w:r>
+              <w:t>medicalDetails</w:t>
+            </w:r>
+          </w:p>
+        </w:tc>
+      </w:tr>
+      <w:tr>
+        <w:tc>
+          <w:tcPr>
+            <w:tcW w:type="dxa" w:w="2880"/>
+          </w:tcPr>
+          <w:p>
+            <w:r>
+              <w:t>DocumentsStep</w:t>
+            </w:r>
+          </w:p>
+        </w:tc>
+        <w:tc>
+          <w:tcPr>
+            <w:tcW w:type="dxa" w:w="2880"/>
+          </w:tcPr>
+          <w:p>
+            <w:r>
+              <w:t>documents</w:t>
+            </w:r>
+          </w:p>
+        </w:tc>
+        <w:tc>
+          <w:tcPr>
+            <w:tcW w:type="dxa" w:w="2880"/>
+          </w:tcPr>
+          <w:p>
+            <w:r>
+              <w:t>documentsDetails</w:t>
+            </w:r>
+          </w:p>
+        </w:tc>
+      </w:tr>
+      <w:tr>
+        <w:tc>
+          <w:tcPr>
+            <w:tcW w:type="dxa" w:w="2880"/>
+          </w:tcPr>
+          <w:p>
+            <w:r>
+              <w:t>ReviewSubmitStep</w:t>
+            </w:r>
+          </w:p>
+        </w:tc>
+        <w:tc>
+          <w:tcPr>
+            <w:tcW w:type="dxa" w:w="2880"/>
+          </w:tcPr>
+          <w:p>
+            <w:r>
+              <w:t>review</w:t>
+            </w:r>
+          </w:p>
+        </w:tc>
+        <w:tc>
+          <w:tcPr>
+            <w:tcW w:type="dxa" w:w="2880"/>
+          </w:tcPr>
+          <w:p>
+            <w:r>
+              <w:t>reviewDetails</w:t>
+            </w:r>
+          </w:p>
+        </w:tc>
+      </w:tr>
+    </w:tbl>
+    <w:p/>
+    <w:p>
+      <w:r>
+        <w:rPr>
+          <w:b w:val="0"/>
+          <w:i w:val="0"/>
+        </w:rPr>
+        <w:t>EnrolSelect is shared by steps that need dropdowns. Default field values live in *Defaults.js files next to each step so the page’s useState initialisers stay readable.</w:t>
+      </w:r>
+    </w:p>
+    <w:p>
+      <w:pPr>
+        <w:pStyle w:val="Heading1"/>
+      </w:pPr>
+      <w:r>
+        <w:t>6. Technology Stack Reference</w:t>
       </w:r>
     </w:p>
     <w:tbl>
@@ -342,7 +3026,7 @@
           </w:tcPr>
           <w:p>
             <w:r>
-              <w:t>Technology</w:t>
+              <w:t>Choice</w:t>
             </w:r>
           </w:p>
         </w:tc>
@@ -352,7 +3036,7 @@
           </w:tcPr>
           <w:p>
             <w:r>
-              <w:t>Role in EduEnrol</w:t>
+              <w:t>Rationale</w:t>
             </w:r>
           </w:p>
         </w:tc>
@@ -364,7 +3048,7 @@
           </w:tcPr>
           <w:p>
             <w:r>
-              <w:t>Runtime / UI</w:t>
+              <w:t>UI library</w:t>
             </w:r>
           </w:p>
         </w:tc>
@@ -384,7 +3068,7 @@
           </w:tcPr>
           <w:p>
             <w:r>
-              <w:t>Component model, hooks for local state</w:t>
+              <w:t>Mature component model; hooks for forms and wizards</w:t>
             </w:r>
           </w:p>
         </w:tc>
@@ -396,7 +3080,7 @@
           </w:tcPr>
           <w:p>
             <w:r>
-              <w:t>Build tool</w:t>
+              <w:t>Bundler / dev server</w:t>
             </w:r>
           </w:p>
         </w:tc>
@@ -416,7 +3100,7 @@
           </w:tcPr>
           <w:p>
             <w:r>
-              <w:t>Dev server with HMR, optimised production bundle</w:t>
+              <w:t>Fast HMR for visual work</w:t>
             </w:r>
           </w:p>
         </w:tc>
@@ -448,7 +3132,71 @@
           </w:tcPr>
           <w:p>
             <w:r>
-              <w:t>Nested routes per role layout</w:t>
+              <w:t>Nested routes match nested layouts</w:t>
+            </w:r>
+          </w:p>
+        </w:tc>
+      </w:tr>
+      <w:tr>
+        <w:tc>
+          <w:tcPr>
+            <w:tcW w:type="dxa" w:w="2880"/>
+          </w:tcPr>
+          <w:p>
+            <w:r>
+              <w:t>Styling</w:t>
+            </w:r>
+          </w:p>
+        </w:tc>
+        <w:tc>
+          <w:tcPr>
+            <w:tcW w:type="dxa" w:w="2880"/>
+          </w:tcPr>
+          <w:p>
+            <w:r>
+              <w:t>Plain CSS per feature</w:t>
+            </w:r>
+          </w:p>
+        </w:tc>
+        <w:tc>
+          <w:tcPr>
+            <w:tcW w:type="dxa" w:w="2880"/>
+          </w:tcPr>
+          <w:p>
+            <w:r>
+              <w:t>Easy overrides; no runtime style injection</w:t>
+            </w:r>
+          </w:p>
+        </w:tc>
+      </w:tr>
+      <w:tr>
+        <w:tc>
+          <w:tcPr>
+            <w:tcW w:type="dxa" w:w="2880"/>
+          </w:tcPr>
+          <w:p>
+            <w:r>
+              <w:t>Icons</w:t>
+            </w:r>
+          </w:p>
+        </w:tc>
+        <w:tc>
+          <w:tcPr>
+            <w:tcW w:type="dxa" w:w="2880"/>
+          </w:tcPr>
+          <w:p>
+            <w:r>
+              <w:t>Inline SVG components</w:t>
+            </w:r>
+          </w:p>
+        </w:tc>
+        <w:tc>
+          <w:tcPr>
+            <w:tcW w:type="dxa" w:w="2880"/>
+          </w:tcPr>
+          <w:p>
+            <w:r>
+              <w:t>Crisp at any DPI; colour via currentColor</w:t>
             </w:r>
           </w:p>
         </w:tc>
@@ -480,71 +3228,7 @@
           </w:tcPr>
           <w:p>
             <w:r>
-              <w:t>Interview scheduling calendar in SLT flows</w:t>
-            </w:r>
-          </w:p>
-        </w:tc>
-      </w:tr>
-      <w:tr>
-        <w:tc>
-          <w:tcPr>
-            <w:tcW w:type="dxa" w:w="2880"/>
-          </w:tcPr>
-          <w:p>
-            <w:r>
-              <w:t>Styling</w:t>
-            </w:r>
-          </w:p>
-        </w:tc>
-        <w:tc>
-          <w:tcPr>
-            <w:tcW w:type="dxa" w:w="2880"/>
-          </w:tcPr>
-          <w:p>
-            <w:r>
-              <w:t>Plain CSS (per feature)</w:t>
-            </w:r>
-          </w:p>
-        </w:tc>
-        <w:tc>
-          <w:tcPr>
-            <w:tcW w:type="dxa" w:w="2880"/>
-          </w:tcPr>
-          <w:p>
-            <w:r>
-              <w:t>No CSS-in-JS; predictable overrides per page</w:t>
-            </w:r>
-          </w:p>
-        </w:tc>
-      </w:tr>
-      <w:tr>
-        <w:tc>
-          <w:tcPr>
-            <w:tcW w:type="dxa" w:w="2880"/>
-          </w:tcPr>
-          <w:p>
-            <w:r>
-              <w:t>Linting</w:t>
-            </w:r>
-          </w:p>
-        </w:tc>
-        <w:tc>
-          <w:tcPr>
-            <w:tcW w:type="dxa" w:w="2880"/>
-          </w:tcPr>
-          <w:p>
-            <w:r>
-              <w:t>ESLint 9</w:t>
-            </w:r>
-          </w:p>
-        </w:tc>
-        <w:tc>
-          <w:tcPr>
-            <w:tcW w:type="dxa" w:w="2880"/>
-          </w:tcPr>
-          <w:p>
-            <w:r>
-              <w:t>React hooks and refresh rules</w:t>
+              <w:t>Interview scheduling modal only</w:t>
             </w:r>
           </w:p>
         </w:tc>
@@ -553,10 +3237,58 @@
     <w:p/>
     <w:p>
       <w:pPr>
+        <w:pStyle w:val="Heading1"/>
+      </w:pPr>
+      <w:r>
+        <w:t>7. Design System</w:t>
+      </w:r>
+    </w:p>
+    <w:p>
+      <w:pPr>
         <w:pStyle w:val="Heading2"/>
       </w:pPr>
       <w:r>
-        <w:t>3.1 Why React and Vite</w:t>
+        <w:t>7.1 Typography and colour tokens</w:t>
+      </w:r>
+    </w:p>
+    <w:p>
+      <w:pPr>
+        <w:pStyle w:val="ListBullet"/>
+      </w:pPr>
+      <w:r>
+        <w:t>Font: Inter (400–700) loaded in index.html</w:t>
+      </w:r>
+    </w:p>
+    <w:p>
+      <w:pPr>
+        <w:pStyle w:val="ListBullet"/>
+      </w:pPr>
+      <w:r>
+        <w:t>Body: #1f2937 on #f3f5f7 page background (parent-shell.css --page-bg)</w:t>
+      </w:r>
+    </w:p>
+    <w:p>
+      <w:pPr>
+        <w:pStyle w:val="ListBullet"/>
+      </w:pPr>
+      <w:r>
+        <w:t>Primary chrome: #163a5c sidebar (--sidebar-teal), active link #244f78</w:t>
+      </w:r>
+    </w:p>
+    <w:p>
+      <w:pPr>
+        <w:pStyle w:val="ListBullet"/>
+      </w:pPr>
+      <w:r>
+        <w:t>Cards: white background, 12–16px radius, borders #e5e7eb / #e2e8f0</w:t>
+      </w:r>
+    </w:p>
+    <w:p>
+      <w:pPr>
+        <w:pStyle w:val="Heading2"/>
+      </w:pPr>
+      <w:r>
+        <w:t>7.2 CSS naming convention</w:t>
       </w:r>
     </w:p>
     <w:p>
@@ -565,15 +3297,15 @@
           <w:b w:val="0"/>
           <w:i w:val="0"/>
         </w:rPr>
-        <w:t>React was chosen because enrolment flows are inherently form-heavy and stateful—multi-step wizards, modals, and tables benefit from a mature component ecosystem. Vite provides near-instant feedback during layout work, which matters when refining pixel-level spacing across many screens.</w:t>
+        <w:t>Classes use BEM-style prefixes to avoid collisions: app-sidebar__, parent-enrol__, slt-rq-, enrollment-status-pill--{statusKey}. Feature CSS files are imported only where needed, keeping the global cascade predictable.</w:t>
       </w:r>
     </w:p>
     <w:p>
       <w:pPr>
-        <w:pStyle w:val="Heading1"/>
+        <w:pStyle w:val="Heading2"/>
       </w:pPr>
       <w:r>
-        <w:t>4. Project Structure</w:t>
+        <w:t>7.3 Bilingual navigation</w:t>
       </w:r>
     </w:p>
     <w:p>
@@ -582,96 +3314,7 @@
           <w:b w:val="0"/>
           <w:i w:val="0"/>
         </w:rPr>
-        <w:t>Source code lives under src/ with clear separation of concerns:</w:t>
-      </w:r>
-    </w:p>
-    <w:p>
-      <w:pPr>
-        <w:pStyle w:val="ListBullet"/>
-      </w:pPr>
-      <w:r>
-        <w:t>pages/ — route-level screens grouped by role (parent, admin, slt, manager)</w:t>
-      </w:r>
-    </w:p>
-    <w:p>
-      <w:pPr>
-        <w:pStyle w:val="ListBullet"/>
-      </w:pPr>
-      <w:r>
-        <w:t>components/layout/ — AppSidebar, AppTopBar (shared chrome)</w:t>
-      </w:r>
-    </w:p>
-    <w:p>
-      <w:pPr>
-        <w:pStyle w:val="ListBullet"/>
-      </w:pPr>
-      <w:r>
-        <w:t>components/ui/ — buttons, inputs, cards, empty states, toasts</w:t>
-      </w:r>
-    </w:p>
-    <w:p>
-      <w:pPr>
-        <w:pStyle w:val="ListBullet"/>
-      </w:pPr>
-      <w:r>
-        <w:t>components/dashboard/ — KPI cards, charts, tables, rule panels</w:t>
-      </w:r>
-    </w:p>
-    <w:p>
-      <w:pPr>
-        <w:pStyle w:val="ListBullet"/>
-      </w:pPr>
-      <w:r>
-        <w:t>components/enrolment/ — wizard steps for parent enrolment</w:t>
-      </w:r>
-    </w:p>
-    <w:p>
-      <w:pPr>
-        <w:pStyle w:val="ListBullet"/>
-      </w:pPr>
-      <w:r>
-        <w:t>components/slt/ — review queue, application detail, modals</w:t>
-      </w:r>
-    </w:p>
-    <w:p>
-      <w:pPr>
-        <w:pStyle w:val="ListBullet"/>
-      </w:pPr>
-      <w:r>
-        <w:t>components/icons/ — SVG navigation icons</w:t>
-      </w:r>
-    </w:p>
-    <w:p>
-      <w:pPr>
-        <w:pStyle w:val="ListBullet"/>
-      </w:pPr>
-      <w:r>
-        <w:t>config/navigation/ — nav items, branding, and labels per role</w:t>
-      </w:r>
-    </w:p>
-    <w:p>
-      <w:pPr>
-        <w:pStyle w:val="ListBullet"/>
-      </w:pPr>
-      <w:r>
-        <w:t>data/ — realistic dummy data for demos and layout testing</w:t>
-      </w:r>
-    </w:p>
-    <w:p>
-      <w:pPr>
-        <w:pStyle w:val="ListBullet"/>
-      </w:pPr>
-      <w:r>
-        <w:t>styles/ — feature-scoped stylesheets imported by layouts or pages</w:t>
-      </w:r>
-    </w:p>
-    <w:p>
-      <w:r>
-        <w:rPr>
-          <w:b w:val="0"/>
-          <w:i w:val="0"/>
-        </w:rPr>
-        <w:t>Each role layout (e.g. AdminLayout.jsx) imports only the CSS bundles needed for that portal, avoiding a single monolithic stylesheet and keeping unused rules out of unrelated views.</w:t>
+        <w:t>Each nav item in config/navigation/*.js supports label (English) and subLabel (te reo Māori). AppSidebar renders both lines when the sidebar is expanded; collapsed mode shows icons only with title tooltips.</w:t>
       </w:r>
     </w:p>
     <w:p>
@@ -679,7 +3322,7 @@
         <w:pStyle w:val="Heading1"/>
       </w:pPr>
       <w:r>
-        <w:t>5. Design System and Visual Language</w:t>
+        <w:t>8. Screen Reference (with figures)</w:t>
       </w:r>
     </w:p>
     <w:p>
@@ -687,378 +3330,7 @@
         <w:pStyle w:val="Heading2"/>
       </w:pPr>
       <w:r>
-        <w:t>5.1 Typography and colour</w:t>
-      </w:r>
-    </w:p>
-    <w:p>
-      <w:r>
-        <w:rPr>
-          <w:b w:val="0"/>
-          <w:i w:val="0"/>
-        </w:rPr>
-        <w:t>The global base uses Inter (with system-ui fallbacks) at 11–16px depending on context. Body text colour is #1f2937 on a light grey page background (#f3f5f7 / #f9fafb). Primary brand navy/teal for navigation and actions is #163a5c, with hover states near #122f49.</w:t>
-      </w:r>
-    </w:p>
-    <w:p>
-      <w:pPr>
-        <w:pStyle w:val="Heading2"/>
-      </w:pPr>
-      <w:r>
-        <w:t>5.2 Layout rhythm</w:t>
-      </w:r>
-    </w:p>
-    <w:p>
-      <w:r>
-        <w:rPr>
-          <w:b w:val="0"/>
-          <w:i w:val="0"/>
-        </w:rPr>
-        <w:t>Dashboard sections use consistent vertical gaps (typically 24–28px). Cards use rounded corners (12–16px radius) and light borders (#e5e7eb / #e2e8f0). Status information is communicated through pill components rather than raw text colour alone, improving scanability.</w:t>
-      </w:r>
-    </w:p>
-    <w:p>
-      <w:pPr>
-        <w:pStyle w:val="Heading2"/>
-      </w:pPr>
-      <w:r>
-        <w:t>5.3 Bilingual navigation</w:t>
-      </w:r>
-    </w:p>
-    <w:p>
-      <w:r>
-        <w:rPr>
-          <w:b w:val="0"/>
-          <w:i w:val="0"/>
-        </w:rPr>
-        <w:t>Sidebar items show an English primary label with an optional te reo Māori sub-label (configured in config/navigation/*.js). This keeps translations centralised and avoids hard-coding strings inside presentational components.</w:t>
-      </w:r>
-    </w:p>
-    <w:p>
-      <w:pPr>
-        <w:pStyle w:val="Heading1"/>
-      </w:pPr>
-      <w:r>
-        <w:t>6. Application Architecture</w:t>
-      </w:r>
-    </w:p>
-    <w:p>
-      <w:pPr>
-        <w:pStyle w:val="Heading2"/>
-      </w:pPr>
-      <w:r>
-        <w:t>6.1 Routing model</w:t>
-      </w:r>
-    </w:p>
-    <w:p>
-      <w:r>
-        <w:rPr>
-          <w:b w:val="0"/>
-          <w:i w:val="0"/>
-        </w:rPr>
-        <w:t>App.jsx defines all routes. Public entry points are the parent login (/) and staff login (/staff-login). Authenticated-style portals use nested routes: the layout component renders once; child routes swap content inside &lt;Outlet /&gt;.</w:t>
-      </w:r>
-    </w:p>
-    <w:p>
-      <w:pPr>
-        <w:pStyle w:val="ListBullet"/>
-      </w:pPr>
-      <w:r>
-        <w:t>/ → Parent login</w:t>
-      </w:r>
-    </w:p>
-    <w:p>
-      <w:pPr>
-        <w:pStyle w:val="ListBullet"/>
-      </w:pPr>
-      <w:r>
-        <w:t>/staff-login → Staff / admin / SLT / manager login</w:t>
-      </w:r>
-    </w:p>
-    <w:p>
-      <w:pPr>
-        <w:pStyle w:val="ListBullet"/>
-      </w:pPr>
-      <w:r>
-        <w:t>/parent/* → Parent portal (dashboard, enrol-student, placeholders)</w:t>
-      </w:r>
-    </w:p>
-    <w:p>
-      <w:pPr>
-        <w:pStyle w:val="ListBullet"/>
-      </w:pPr>
-      <w:r>
-        <w:t>/admin/* → Admin portal (dashboard, form builder, schools, rules, users, …)</w:t>
-      </w:r>
-    </w:p>
-    <w:p>
-      <w:pPr>
-        <w:pStyle w:val="ListBullet"/>
-      </w:pPr>
-      <w:r>
-        <w:t>/slt/* → SLT portal (dashboard, review queue, …)</w:t>
-      </w:r>
-    </w:p>
-    <w:p>
-      <w:pPr>
-        <w:pStyle w:val="ListBullet"/>
-      </w:pPr>
-      <w:r>
-        <w:t>/manager/* → Manager portal (dashboard, applications, task queue, assignments, reports)</w:t>
-      </w:r>
-    </w:p>
-    <w:p>
-      <w:pPr>
-        <w:pStyle w:val="Heading2"/>
-      </w:pPr>
-      <w:r>
-        <w:t>6.2 Shared application shell</w:t>
-      </w:r>
-    </w:p>
-    <w:p>
-      <w:r>
-        <w:rPr>
-          <w:b w:val="0"/>
-          <w:i w:val="0"/>
-        </w:rPr>
-        <w:t>Every authenticated portal reuses the same structural pattern implemented in parent-shell.css:</w:t>
-      </w:r>
-    </w:p>
-    <w:p>
-      <w:pPr>
-        <w:pStyle w:val="ListBullet"/>
-      </w:pPr>
-      <w:r>
-        <w:t>Left: collapsible AppSidebar with brand, role pill, nav links, user footer</w:t>
-      </w:r>
-    </w:p>
-    <w:p>
-      <w:pPr>
-        <w:pStyle w:val="ListBullet"/>
-      </w:pPr>
-      <w:r>
-        <w:t>Right column: AppTopBar (search, notifications) + scrollable main content</w:t>
-      </w:r>
-    </w:p>
-    <w:p>
-      <w:r>
-        <w:rPr>
-          <w:b w:val="0"/>
-          <w:i w:val="0"/>
-        </w:rPr>
-        <w:t>Role-specific layouts only differ in navigation config, which stylesheets they import, and where sign-out navigates. This reduced duplicate layout code by roughly 70% compared to building four independent frame implementations.</w:t>
-      </w:r>
-    </w:p>
-    <w:p>
-      <w:pPr>
-        <w:pStyle w:val="Heading1"/>
-      </w:pPr>
-      <w:r>
-        <w:t>7. Component Library</w:t>
-      </w:r>
-    </w:p>
-    <w:p>
-      <w:pPr>
-        <w:pStyle w:val="Heading2"/>
-      </w:pPr>
-      <w:r>
-        <w:t>7.1 UI primitives (components/ui/)</w:t>
-      </w:r>
-    </w:p>
-    <w:p>
-      <w:pPr>
-        <w:pStyle w:val="ListBullet"/>
-      </w:pPr>
-      <w:r>
-        <w:t>Button — primary actions with ui-button base class</w:t>
-      </w:r>
-    </w:p>
-    <w:p>
-      <w:pPr>
-        <w:pStyle w:val="ListBullet"/>
-      </w:pPr>
-      <w:r>
-        <w:t>InputField — labelled inputs with consistent error spacing</w:t>
-      </w:r>
-    </w:p>
-    <w:p>
-      <w:pPr>
-        <w:pStyle w:val="ListBullet"/>
-      </w:pPr>
-      <w:r>
-        <w:t>Card — bordered content containers</w:t>
-      </w:r>
-    </w:p>
-    <w:p>
-      <w:pPr>
-        <w:pStyle w:val="ListBullet"/>
-      </w:pPr>
-      <w:r>
-        <w:t>DetailFieldGrid — label/value pairs for review screens</w:t>
-      </w:r>
-    </w:p>
-    <w:p>
-      <w:pPr>
-        <w:pStyle w:val="ListBullet"/>
-      </w:pPr>
-      <w:r>
-        <w:t>PanelEmptyState — consistent empty list messaging</w:t>
-      </w:r>
-    </w:p>
-    <w:p>
-      <w:pPr>
-        <w:pStyle w:val="ListBullet"/>
-      </w:pPr>
-      <w:r>
-        <w:t>AppToast — transient success / info feedback</w:t>
-      </w:r>
-    </w:p>
-    <w:p>
-      <w:pPr>
-        <w:pStyle w:val="ListBullet"/>
-      </w:pPr>
-      <w:r>
-        <w:t>FeatureItem — marketing-style bullets on login pages</w:t>
-      </w:r>
-    </w:p>
-    <w:p>
-      <w:pPr>
-        <w:pStyle w:val="Heading2"/>
-      </w:pPr>
-      <w:r>
-        <w:t>7.2 Dashboard components (components/dashboard/)</w:t>
-      </w:r>
-    </w:p>
-    <w:p>
-      <w:r>
-        <w:rPr>
-          <w:b w:val="0"/>
-          <w:i w:val="0"/>
-        </w:rPr>
-        <w:t>Dashboard widgets are composed for data-dense views: AdminMetricCard, StatSummaryCard, BarChartPanel, DonutBreakdownPanel, ManagerKpiCard, application tables, rule configuration cards, and integration status panels. Each accepts props for title, metrics, and optional actions so pages remain thin orchestration layers.</w:t>
-      </w:r>
-    </w:p>
-    <w:p>
-      <w:pPr>
-        <w:pStyle w:val="Heading2"/>
-      </w:pPr>
-      <w:r>
-        <w:t>7.3 Enrolment wizard (components/enrolment/)</w:t>
-      </w:r>
-    </w:p>
-    <w:p>
-      <w:r>
-        <w:rPr>
-          <w:b w:val="0"/>
-          <w:i w:val="0"/>
-        </w:rPr>
-        <w:t>Parent enrolment is a seven-step wizard driven by config/parentEnrolment.js:</w:t>
-      </w:r>
-    </w:p>
-    <w:p>
-      <w:pPr>
-        <w:pStyle w:val="ListNumber"/>
-      </w:pPr>
-      <w:r>
-        <w:t>Student details</w:t>
-      </w:r>
-    </w:p>
-    <w:p>
-      <w:pPr>
-        <w:pStyle w:val="ListNumber"/>
-      </w:pPr>
-      <w:r>
-        <w:t>Caregiver information</w:t>
-      </w:r>
-    </w:p>
-    <w:p>
-      <w:pPr>
-        <w:pStyle w:val="ListNumber"/>
-      </w:pPr>
-      <w:r>
-        <w:t>Address and zoning</w:t>
-      </w:r>
-    </w:p>
-    <w:p>
-      <w:pPr>
-        <w:pStyle w:val="ListNumber"/>
-      </w:pPr>
-      <w:r>
-        <w:t>Previous school</w:t>
-      </w:r>
-    </w:p>
-    <w:p>
-      <w:pPr>
-        <w:pStyle w:val="ListNumber"/>
-      </w:pPr>
-      <w:r>
-        <w:t>Medical information</w:t>
-      </w:r>
-    </w:p>
-    <w:p>
-      <w:pPr>
-        <w:pStyle w:val="ListNumber"/>
-      </w:pPr>
-      <w:r>
-        <w:t>Documents</w:t>
-      </w:r>
-    </w:p>
-    <w:p>
-      <w:pPr>
-        <w:pStyle w:val="ListNumber"/>
-      </w:pPr>
-      <w:r>
-        <w:t>Review and submit</w:t>
-      </w:r>
-    </w:p>
-    <w:p>
-      <w:r>
-        <w:rPr>
-          <w:b w:val="0"/>
-          <w:i w:val="0"/>
-        </w:rPr>
-        <w:t>ParentEnrolStudentPage.jsx holds step index and form state; each step component receives controlled values and onChange handlers. Progress bar width is derived from step index. This pattern makes it straightforward to add validation or API persistence per step later.</w:t>
-      </w:r>
-    </w:p>
-    <w:p>
-      <w:pPr>
-        <w:pStyle w:val="Heading2"/>
-      </w:pPr>
-      <w:r>
-        <w:t>7.4 SLT review components (components/slt/)</w:t>
-      </w:r>
-    </w:p>
-    <w:p>
-      <w:r>
-        <w:rPr>
-          <w:b w:val="0"/>
-          <w:i w:val="0"/>
-        </w:rPr>
-        <w:t>SLT-specific UI includes queue list items, application review detail layout, document lists, notes panel, timeline, resolved-application cards, and modals (schedule interview, request additional information). Modals use dedicated CSS files to keep z-index and overlay behaviour isolated.</w:t>
-      </w:r>
-    </w:p>
-    <w:p>
-      <w:pPr>
-        <w:pStyle w:val="Heading1"/>
-      </w:pPr>
-      <w:r>
-        <w:t>8. Role-Based Portals and Screens</w:t>
-      </w:r>
-    </w:p>
-    <w:p>
-      <w:pPr>
-        <w:pStyle w:val="Heading2"/>
-      </w:pPr>
-      <w:r>
-        <w:t>8.1 Authentication screens</w:t>
-      </w:r>
-    </w:p>
-    <w:p>
-      <w:r>
-        <w:rPr>
-          <w:b w:val="0"/>
-          <w:i w:val="0"/>
-        </w:rPr>
-        <w:t>The parent login presents brand storytelling on the left and credentials on the right. Staff login uses a compact variant with quick demo links to each portal for stakeholder walkthroughs.</w:t>
+        <w:t>8.1 Authentication</w:t>
       </w:r>
     </w:p>
     <w:p>
@@ -1107,7 +3379,7 @@
           <w:color w:val="555555"/>
           <w:sz w:val="18"/>
         </w:rPr>
-        <w:t>Figure 1 — Parent / caregiver login</w:t>
+        <w:t>Figure 1 — Parent login: FeatureItem cards + InputField form</w:t>
       </w:r>
     </w:p>
     <w:p/>
@@ -1157,7 +3429,7 @@
           <w:color w:val="555555"/>
           <w:sz w:val="18"/>
         </w:rPr>
-        <w:t>Figure 2 — Staff login with portal shortcuts</w:t>
+        <w:t>Figure 2 — Staff login with portal demo links</w:t>
       </w:r>
     </w:p>
     <w:p/>
@@ -1175,7 +3447,7 @@
           <w:b w:val="0"/>
           <w:i w:val="0"/>
         </w:rPr>
-        <w:t>Parents land on a dashboard summarising applications and next actions, then can launch the multi-step enrolment form. Navigation uses the shared shell with parent-specific branding.</w:t>
+        <w:t>Dashboard composes StatSummaryCard, ApplicationListPanel, and InfoActionCard. Enrolment route renders the wizard with step indicator and shared shell.</w:t>
       </w:r>
     </w:p>
     <w:p>
@@ -1224,7 +3496,7 @@
           <w:color w:val="555555"/>
           <w:sz w:val="18"/>
         </w:rPr>
-        <w:t>Figure 3 — Parent dashboard</w:t>
+        <w:t>Figure 3 — Parent dashboard composition</w:t>
       </w:r>
     </w:p>
     <w:p/>
@@ -1274,7 +3546,7 @@
           <w:color w:val="555555"/>
           <w:sz w:val="18"/>
         </w:rPr>
-        <w:t>Figure 4 — Enrolment wizard (step progress and form area)</w:t>
+        <w:t>Figure 4 — Seven-step enrolment wizard</w:t>
       </w:r>
     </w:p>
     <w:p/>
@@ -1284,15 +3556,6 @@
       </w:pPr>
       <w:r>
         <w:t>8.3 Administrator portal</w:t>
-      </w:r>
-    </w:p>
-    <w:p>
-      <w:r>
-        <w:rPr>
-          <w:b w:val="0"/>
-          <w:i w:val="0"/>
-        </w:rPr>
-        <w:t>Administrators manage schools, users, rules, notifications, and form configuration. The home dashboard surfaces cross-tenant metrics; inner pages use tables and cards tuned for operational tasks.</w:t>
       </w:r>
     </w:p>
     <w:p>
@@ -1341,7 +3604,7 @@
           <w:color w:val="555555"/>
           <w:sz w:val="18"/>
         </w:rPr>
-        <w:t>Figure 5 — Admin dashboard</w:t>
+        <w:t>Figure 5 — Admin dashboard (metric cards + chart panels)</w:t>
       </w:r>
     </w:p>
     <w:p/>
@@ -1391,7 +3654,7 @@
           <w:color w:val="555555"/>
           <w:sz w:val="18"/>
         </w:rPr>
-        <w:t>Figure 6 — User management</w:t>
+        <w:t>Figure 6 — Users page (RoleSummaryCard + DashboardPanel + table)</w:t>
       </w:r>
     </w:p>
     <w:p/>
@@ -1401,15 +3664,6 @@
       </w:pPr>
       <w:r>
         <w:t>8.4 SLT portal</w:t>
-      </w:r>
-    </w:p>
-    <w:p>
-      <w:r>
-        <w:rPr>
-          <w:b w:val="0"/>
-          <w:i w:val="0"/>
-        </w:rPr>
-        <w:t>SLT users monitor workload and process applications from the review queue. Detail views combine timeline, documents, notes, and decision actions in a single scrollable workspace.</w:t>
       </w:r>
     </w:p>
     <w:p>
@@ -1458,7 +3712,7 @@
           <w:color w:val="555555"/>
           <w:sz w:val="18"/>
         </w:rPr>
-        <w:t>Figure 7 — SLT home / workload overview</w:t>
+        <w:t>Figure 7 — SLT dashboard</w:t>
       </w:r>
     </w:p>
     <w:p/>
@@ -1508,7 +3762,7 @@
           <w:color w:val="555555"/>
           <w:sz w:val="18"/>
         </w:rPr>
-        <w:t>Figure 8 — Application review queue and detail panel</w:t>
+        <w:t>Figure 8 — Master-detail review queue</w:t>
       </w:r>
     </w:p>
     <w:p/>
@@ -1518,15 +3772,6 @@
       </w:pPr>
       <w:r>
         <w:t>8.5 Manager portal</w:t>
-      </w:r>
-    </w:p>
-    <w:p>
-      <w:r>
-        <w:rPr>
-          <w:b w:val="0"/>
-          <w:i w:val="0"/>
-        </w:rPr>
-        <w:t>Enrolment managers see KPIs, assignment workload, application lists, and reporting entry points. Tables support filtering patterns established in managerApplicationsFilters.js.</w:t>
       </w:r>
     </w:p>
     <w:p>
@@ -1575,7 +3820,7 @@
           <w:color w:val="555555"/>
           <w:sz w:val="18"/>
         </w:rPr>
-        <w:t>Figure 9 — Manager dashboard</w:t>
+        <w:t>Figure 9 — Manager KPI and queue widgets</w:t>
       </w:r>
     </w:p>
     <w:p/>
@@ -1625,7 +3870,7 @@
           <w:color w:val="555555"/>
           <w:sz w:val="18"/>
         </w:rPr>
-        <w:t>Figure 10 — Applications list</w:t>
+        <w:t>Figure 10 — Applications table with EnrollmentStatusPill</w:t>
       </w:r>
     </w:p>
     <w:p/>
@@ -1634,25 +3879,110 @@
         <w:pStyle w:val="Heading1"/>
       </w:pPr>
       <w:r>
-        <w:t>9. Styling Approach</w:t>
+        <w:t>9. Build, Quality, and Back-End Integration</w:t>
       </w:r>
     </w:p>
     <w:p>
+      <w:pPr>
+        <w:pStyle w:val="Heading2"/>
+      </w:pPr>
       <w:r>
-        <w:rPr>
-          <w:b w:val="0"/>
-          <w:i w:val="0"/>
-        </w:rPr>
-        <w:t>Styling is plain CSS, namespaced by feature file (e.g. slt-review-queue-page.css). BEM-like class prefixes (slt-rq-, parent-enrol__, app-sidebar__) prevent collisions. CSS custom properties on :root or feature wrappers centralise colours for each portal variant.</w:t>
+        <w:t>9.1 Build pipeline</w:t>
       </w:r>
     </w:p>
     <w:p>
+      <w:pPr>
+        <w:spacing w:before="40" w:after="160"/>
+        <w:ind w:left="288"/>
+      </w:pPr>
       <w:r>
         <w:rPr>
-          <w:b w:val="0"/>
-          <w:i w:val="0"/>
+          <w:rFonts w:ascii="Consolas" w:hAnsi="Consolas"/>
+          <w:sz w:val="18"/>
         </w:rPr>
-        <w:t>Global resets and accessibility helpers live in index.css (box-sizing, visually-hidden utility). Login-specific rules remain in App.css for historical reasons; new work prefers styles/ imports at the page or layout level.</w:t>
+        <w:t>npm run build  →  Vite bundles JS/CSS/assets  →  output in dist/</w:t>
+        <w:br/>
+        <w:t>npm run preview  →  local static server for UAT</w:t>
+      </w:r>
+    </w:p>
+    <w:p>
+      <w:pPr>
+        <w:pStyle w:val="Heading2"/>
+      </w:pPr>
+      <w:r>
+        <w:t>9.2 Integration points (ready without refactor)</w:t>
+      </w:r>
+    </w:p>
+    <w:p>
+      <w:pPr>
+        <w:pStyle w:val="ListBullet"/>
+      </w:pPr>
+      <w:r>
+        <w:t>Replace src/data/*.js imports with fetch/axios hooks returning the same object shapes</w:t>
+      </w:r>
+    </w:p>
+    <w:p>
+      <w:pPr>
+        <w:pStyle w:val="ListBullet"/>
+      </w:pPr>
+      <w:r>
+        <w:t>Wrap layouts with an auth context; redirect unauthenticated users from /parent, /admin, etc.</w:t>
+      </w:r>
+    </w:p>
+    <w:p>
+      <w:pPr>
+        <w:pStyle w:val="ListBullet"/>
+      </w:pPr>
+      <w:r>
+        <w:t>Persist wizard state: POST partial step payloads from each onChange or on Next click</w:t>
+      </w:r>
+    </w:p>
+    <w:p>
+      <w:pPr>
+        <w:pStyle w:val="ListBullet"/>
+      </w:pPr>
+      <w:r>
+        <w:t>Wire AppTopBar language toggle to i18n provider when translations are available</w:t>
+      </w:r>
+    </w:p>
+    <w:p>
+      <w:pPr>
+        <w:pStyle w:val="Heading2"/>
+      </w:pPr>
+      <w:r>
+        <w:t>9.3 Accessibility measures in place</w:t>
+      </w:r>
+    </w:p>
+    <w:p>
+      <w:pPr>
+        <w:pStyle w:val="ListBullet"/>
+      </w:pPr>
+      <w:r>
+        <w:t>aria-label on sidebar, search, notifications, collapse toggle</w:t>
+      </w:r>
+    </w:p>
+    <w:p>
+      <w:pPr>
+        <w:pStyle w:val="ListBullet"/>
+      </w:pPr>
+      <w:r>
+        <w:t>aria-pressed on language pills</w:t>
+      </w:r>
+    </w:p>
+    <w:p>
+      <w:pPr>
+        <w:pStyle w:val="ListBullet"/>
+      </w:pPr>
+      <w:r>
+        <w:t>Semantic headings inside dashboard panels</w:t>
+      </w:r>
+    </w:p>
+    <w:p>
+      <w:pPr>
+        <w:pStyle w:val="ListBullet"/>
+      </w:pPr>
+      <w:r>
+        <w:t>visually-hidden utility class in index.css for screen-reader-only text</w:t>
       </w:r>
     </w:p>
     <w:p>
@@ -1660,131 +3990,7 @@
         <w:pStyle w:val="Heading1"/>
       </w:pPr>
       <w:r>
-        <w:t>10. UX, Accessibility, and Responsiveness</w:t>
-      </w:r>
-    </w:p>
-    <w:p>
-      <w:pPr>
-        <w:pStyle w:val="ListBullet"/>
-      </w:pPr>
-      <w:r>
-        <w:t>Sidebar collapse preserves icon-only navigation for narrow widths</w:t>
-      </w:r>
-    </w:p>
-    <w:p>
-      <w:pPr>
-        <w:pStyle w:val="ListBullet"/>
-      </w:pPr>
-      <w:r>
-        <w:t>ARIA labels on sidebar toggle and main navigation landmarks</w:t>
-      </w:r>
-    </w:p>
-    <w:p>
-      <w:pPr>
-        <w:pStyle w:val="ListBullet"/>
-      </w:pPr>
-      <w:r>
-        <w:t>Keyboard-focus styles on form controls in modals and wizards</w:t>
-      </w:r>
-    </w:p>
-    <w:p>
-      <w:pPr>
-        <w:pStyle w:val="ListBullet"/>
-      </w:pPr>
-      <w:r>
-        <w:t>Semantic headings inside dashboard panels for screen reader structure</w:t>
-      </w:r>
-    </w:p>
-    <w:p>
-      <w:r>
-        <w:rPr>
-          <w:b w:val="0"/>
-          <w:i w:val="0"/>
-        </w:rPr>
-        <w:t>Further responsive breakpoints can be extended per stylesheet; the current delivery targets desktop-first use called out in the requirements workshops.</w:t>
-      </w:r>
-    </w:p>
-    <w:p>
-      <w:pPr>
-        <w:pStyle w:val="Heading1"/>
-      </w:pPr>
-      <w:r>
-        <w:t>11. Local Development and Build</w:t>
-      </w:r>
-    </w:p>
-    <w:p>
-      <w:r>
-        <w:rPr>
-          <w:b w:val="0"/>
-          <w:i w:val="0"/>
-        </w:rPr>
-        <w:t>Prerequisites: Node.js 18+ and npm.</w:t>
-      </w:r>
-    </w:p>
-    <w:p>
-      <w:pPr>
-        <w:pStyle w:val="ListNumber"/>
-      </w:pPr>
-      <w:r>
-        <w:t>Clone the repository and run npm install</w:t>
-      </w:r>
-    </w:p>
-    <w:p>
-      <w:pPr>
-        <w:pStyle w:val="ListNumber"/>
-      </w:pPr>
-      <w:r>
-        <w:t>Start the dev server: npm run dev (default http://localhost:5173)</w:t>
-      </w:r>
-    </w:p>
-    <w:p>
-      <w:pPr>
-        <w:pStyle w:val="ListNumber"/>
-      </w:pPr>
-      <w:r>
-        <w:t>Production build: npm run build — output in dist/</w:t>
-      </w:r>
-    </w:p>
-    <w:p>
-      <w:pPr>
-        <w:pStyle w:val="ListNumber"/>
-      </w:pPr>
-      <w:r>
-        <w:t>Preview production bundle: npm run preview</w:t>
-      </w:r>
-    </w:p>
-    <w:p>
-      <w:r>
-        <w:rPr>
-          <w:b w:val="0"/>
-          <w:i w:val="0"/>
-        </w:rPr>
-        <w:t>Linting: npm run lint. The project uses ESLint flat config aligned with React 19 recommendations.</w:t>
-      </w:r>
-    </w:p>
-    <w:p>
-      <w:pPr>
-        <w:pStyle w:val="Heading1"/>
-      </w:pPr>
-      <w:r>
-        <w:t>12. Integration Readiness</w:t>
-      </w:r>
-    </w:p>
-    <w:p>
-      <w:r>
-        <w:rPr>
-          <w:b w:val="0"/>
-          <w:i w:val="0"/>
-        </w:rPr>
-        <w:t>The UI is structured for back-end integration without large refactors: dummy data modules in src/data/ can be replaced by API hooks; form state in the enrolment wizard is already segmented per step for partial saves; tables accept row objects that map cleanly to DTOs. Authentication is simulated via route navigation today—middleware or context providers can guard layouts when tokens are available.</w:t>
-      </w:r>
-    </w:p>
-    <w:p>
-      <w:pPr>
-        <w:pStyle w:val="Heading1"/>
-      </w:pPr>
-      <w:r>
-        <w:t>Appendix A — Document Revision History</w:t>
+        <w:t>Appendix A — Revision history</w:t>
       </w:r>
     </w:p>
     <w:tbl>
@@ -1794,15 +4000,14 @@
         <w:tblLook w:firstColumn="1" w:firstRow="1" w:lastColumn="0" w:lastRow="0" w:noHBand="0" w:noVBand="1" w:val="04A0"/>
       </w:tblPr>
       <w:tblGrid>
-        <w:gridCol w:w="2160"/>
-        <w:gridCol w:w="2160"/>
-        <w:gridCol w:w="2160"/>
-        <w:gridCol w:w="2160"/>
+        <w:gridCol w:w="2880"/>
+        <w:gridCol w:w="2880"/>
+        <w:gridCol w:w="2880"/>
       </w:tblGrid>
       <w:tr>
         <w:tc>
           <w:tcPr>
-            <w:tcW w:type="dxa" w:w="2160"/>
+            <w:tcW w:type="dxa" w:w="2880"/>
           </w:tcPr>
           <w:p>
             <w:r>
@@ -1812,7 +4017,7 @@
         </w:tc>
         <w:tc>
           <w:tcPr>
-            <w:tcW w:type="dxa" w:w="2160"/>
+            <w:tcW w:type="dxa" w:w="2880"/>
           </w:tcPr>
           <w:p>
             <w:r>
@@ -1822,17 +4027,7 @@
         </w:tc>
         <w:tc>
           <w:tcPr>
-            <w:tcW w:type="dxa" w:w="2160"/>
-          </w:tcPr>
-          <w:p>
-            <w:r>
-              <w:t>Author</w:t>
-            </w:r>
-          </w:p>
-        </w:tc>
-        <w:tc>
-          <w:tcPr>
-            <w:tcW w:type="dxa" w:w="2160"/>
+            <w:tcW w:type="dxa" w:w="2880"/>
           </w:tcPr>
           <w:p>
             <w:r>
@@ -1844,7 +4039,7 @@
       <w:tr>
         <w:tc>
           <w:tcPr>
-            <w:tcW w:type="dxa" w:w="2160"/>
+            <w:tcW w:type="dxa" w:w="2880"/>
           </w:tcPr>
           <w:p>
             <w:r>
@@ -1854,7 +4049,7 @@
         </w:tc>
         <w:tc>
           <w:tcPr>
-            <w:tcW w:type="dxa" w:w="2160"/>
+            <w:tcW w:type="dxa" w:w="2880"/>
           </w:tcPr>
           <w:p>
             <w:r>
@@ -1864,114 +4059,267 @@
         </w:tc>
         <w:tc>
           <w:tcPr>
-            <w:tcW w:type="dxa" w:w="2160"/>
+            <w:tcW w:type="dxa" w:w="2880"/>
           </w:tcPr>
           <w:p>
             <w:r>
-              <w:t>UI Development Team</w:t>
+              <w:t>Initial documentation with screenshots</w:t>
+            </w:r>
+          </w:p>
+        </w:tc>
+      </w:tr>
+      <w:tr>
+        <w:tc>
+          <w:tcPr>
+            <w:tcW w:type="dxa" w:w="2880"/>
+          </w:tcPr>
+          <w:p>
+            <w:r>
+              <w:t>1.1</w:t>
             </w:r>
           </w:p>
         </w:tc>
         <w:tc>
           <w:tcPr>
-            <w:tcW w:type="dxa" w:w="2160"/>
+            <w:tcW w:type="dxa" w:w="2880"/>
           </w:tcPr>
           <w:p>
             <w:r>
-              <w:t>Initial release covering full EduEnrol UI scope</w:t>
+              <w:t>17 May 2026</w:t>
+            </w:r>
+          </w:p>
+        </w:tc>
+        <w:tc>
+          <w:tcPr>
+            <w:tcW w:type="dxa" w:w="2880"/>
+          </w:tcPr>
+          <w:p>
+            <w:r>
+              <w:t>Expanded: tools, UI runtime behaviour, component reuse tables</w:t>
             </w:r>
           </w:p>
         </w:tc>
       </w:tr>
     </w:tbl>
+    <w:p/>
     <w:p>
       <w:pPr>
         <w:pStyle w:val="Heading1"/>
       </w:pPr>
       <w:r>
-        <w:t>Appendix B — Screenshot Index</w:t>
+        <w:t>Appendix B — Key source files quick reference</w:t>
       </w:r>
     </w:p>
-    <w:p>
-      <w:pPr>
-        <w:pStyle w:val="ListBullet"/>
-      </w:pPr>
-      <w:r>
-        <w:t>Figure 1: 01-login.png — Parent login</w:t>
-      </w:r>
-    </w:p>
-    <w:p>
-      <w:pPr>
-        <w:pStyle w:val="ListBullet"/>
-      </w:pPr>
-      <w:r>
-        <w:t>Figure 2: 02-staff-login.png — Staff login</w:t>
-      </w:r>
-    </w:p>
-    <w:p>
-      <w:pPr>
-        <w:pStyle w:val="ListBullet"/>
-      </w:pPr>
-      <w:r>
-        <w:t>Figure 3: 03-parent-dashboard.png — Parent dashboard</w:t>
-      </w:r>
-    </w:p>
-    <w:p>
-      <w:pPr>
-        <w:pStyle w:val="ListBullet"/>
-      </w:pPr>
-      <w:r>
-        <w:t>Figure 4: 04-parent-enrolment.png — Enrolment wizard</w:t>
-      </w:r>
-    </w:p>
-    <w:p>
-      <w:pPr>
-        <w:pStyle w:val="ListBullet"/>
-      </w:pPr>
-      <w:r>
-        <w:t>Figure 5: 05-admin-dashboard.png — Admin dashboard</w:t>
-      </w:r>
-    </w:p>
-    <w:p>
-      <w:pPr>
-        <w:pStyle w:val="ListBullet"/>
-      </w:pPr>
-      <w:r>
-        <w:t>Figure 6: 06-admin-users.png — User management</w:t>
-      </w:r>
-    </w:p>
-    <w:p>
-      <w:pPr>
-        <w:pStyle w:val="ListBullet"/>
-      </w:pPr>
-      <w:r>
-        <w:t>Figure 7: 07-slt-dashboard.png — SLT dashboard</w:t>
-      </w:r>
-    </w:p>
-    <w:p>
-      <w:pPr>
-        <w:pStyle w:val="ListBullet"/>
-      </w:pPr>
-      <w:r>
-        <w:t>Figure 8: 08-slt-review-queue.png — Review queue</w:t>
-      </w:r>
-    </w:p>
-    <w:p>
-      <w:pPr>
-        <w:pStyle w:val="ListBullet"/>
-      </w:pPr>
-      <w:r>
-        <w:t>Figure 9: 09-manager-dashboard.png — Manager dashboard</w:t>
-      </w:r>
-    </w:p>
-    <w:p>
-      <w:pPr>
-        <w:pStyle w:val="ListBullet"/>
-      </w:pPr>
-      <w:r>
-        <w:t>Figure 10: 10-manager-applications.png — Manager applications</w:t>
-      </w:r>
-    </w:p>
+    <w:tbl>
+      <w:tblPr>
+        <w:tblStyle w:val="TableGrid"/>
+        <w:tblW w:type="auto" w:w="0"/>
+        <w:tblLook w:firstColumn="1" w:firstRow="1" w:lastColumn="0" w:lastRow="0" w:noHBand="0" w:noVBand="1" w:val="04A0"/>
+      </w:tblPr>
+      <w:tblGrid>
+        <w:gridCol w:w="4320"/>
+        <w:gridCol w:w="4320"/>
+      </w:tblGrid>
+      <w:tr>
+        <w:tc>
+          <w:tcPr>
+            <w:tcW w:type="dxa" w:w="4320"/>
+          </w:tcPr>
+          <w:p>
+            <w:r>
+              <w:t>File</w:t>
+            </w:r>
+          </w:p>
+        </w:tc>
+        <w:tc>
+          <w:tcPr>
+            <w:tcW w:type="dxa" w:w="4320"/>
+          </w:tcPr>
+          <w:p>
+            <w:r>
+              <w:t>Responsibility</w:t>
+            </w:r>
+          </w:p>
+        </w:tc>
+      </w:tr>
+      <w:tr>
+        <w:tc>
+          <w:tcPr>
+            <w:tcW w:type="dxa" w:w="4320"/>
+          </w:tcPr>
+          <w:p>
+            <w:r>
+              <w:t>src/main.jsx</w:t>
+            </w:r>
+          </w:p>
+        </w:tc>
+        <w:tc>
+          <w:tcPr>
+            <w:tcW w:type="dxa" w:w="4320"/>
+          </w:tcPr>
+          <w:p>
+            <w:r>
+              <w:t>App bootstrap + BrowserRouter</w:t>
+            </w:r>
+          </w:p>
+        </w:tc>
+      </w:tr>
+      <w:tr>
+        <w:tc>
+          <w:tcPr>
+            <w:tcW w:type="dxa" w:w="4320"/>
+          </w:tcPr>
+          <w:p>
+            <w:r>
+              <w:t>src/App.jsx</w:t>
+            </w:r>
+          </w:p>
+        </w:tc>
+        <w:tc>
+          <w:tcPr>
+            <w:tcW w:type="dxa" w:w="4320"/>
+          </w:tcPr>
+          <w:p>
+            <w:r>
+              <w:t>All route definitions</w:t>
+            </w:r>
+          </w:p>
+        </w:tc>
+      </w:tr>
+      <w:tr>
+        <w:tc>
+          <w:tcPr>
+            <w:tcW w:type="dxa" w:w="4320"/>
+          </w:tcPr>
+          <w:p>
+            <w:r>
+              <w:t>src/pages/*/ *Layout.jsx</w:t>
+            </w:r>
+          </w:p>
+        </w:tc>
+        <w:tc>
+          <w:tcPr>
+            <w:tcW w:type="dxa" w:w="4320"/>
+          </w:tcPr>
+          <w:p>
+            <w:r>
+              <w:t>Shell + outlet per role</w:t>
+            </w:r>
+          </w:p>
+        </w:tc>
+      </w:tr>
+      <w:tr>
+        <w:tc>
+          <w:tcPr>
+            <w:tcW w:type="dxa" w:w="4320"/>
+          </w:tcPr>
+          <w:p>
+            <w:r>
+              <w:t>src/config/navigation/*.js</w:t>
+            </w:r>
+          </w:p>
+        </w:tc>
+        <w:tc>
+          <w:tcPr>
+            <w:tcW w:type="dxa" w:w="4320"/>
+          </w:tcPr>
+          <w:p>
+            <w:r>
+              <w:t>Sidebar items per role</w:t>
+            </w:r>
+          </w:p>
+        </w:tc>
+      </w:tr>
+      <w:tr>
+        <w:tc>
+          <w:tcPr>
+            <w:tcW w:type="dxa" w:w="4320"/>
+          </w:tcPr>
+          <w:p>
+            <w:r>
+              <w:t>src/components/layout/AppSidebar.jsx</w:t>
+            </w:r>
+          </w:p>
+        </w:tc>
+        <w:tc>
+          <w:tcPr>
+            <w:tcW w:type="dxa" w:w="4320"/>
+          </w:tcPr>
+          <w:p>
+            <w:r>
+              <w:t>Shared sidebar</w:t>
+            </w:r>
+          </w:p>
+        </w:tc>
+      </w:tr>
+      <w:tr>
+        <w:tc>
+          <w:tcPr>
+            <w:tcW w:type="dxa" w:w="4320"/>
+          </w:tcPr>
+          <w:p>
+            <w:r>
+              <w:t>src/components/layout/AppTopBar.jsx</w:t>
+            </w:r>
+          </w:p>
+        </w:tc>
+        <w:tc>
+          <w:tcPr>
+            <w:tcW w:type="dxa" w:w="4320"/>
+          </w:tcPr>
+          <w:p>
+            <w:r>
+              <w:t>Shared header bar</w:t>
+            </w:r>
+          </w:p>
+        </w:tc>
+      </w:tr>
+      <w:tr>
+        <w:tc>
+          <w:tcPr>
+            <w:tcW w:type="dxa" w:w="4320"/>
+          </w:tcPr>
+          <w:p>
+            <w:r>
+              <w:t>src/styles/parent-shell.css</w:t>
+            </w:r>
+          </w:p>
+        </w:tc>
+        <w:tc>
+          <w:tcPr>
+            <w:tcW w:type="dxa" w:w="4320"/>
+          </w:tcPr>
+          <w:p>
+            <w:r>
+              <w:t>Shell layout + sidebar/topbar styles</w:t>
+            </w:r>
+          </w:p>
+        </w:tc>
+      </w:tr>
+      <w:tr>
+        <w:tc>
+          <w:tcPr>
+            <w:tcW w:type="dxa" w:w="4320"/>
+          </w:tcPr>
+          <w:p>
+            <w:r>
+              <w:t>src/config/enrollmentApplicationUi.js</w:t>
+            </w:r>
+          </w:p>
+        </w:tc>
+        <w:tc>
+          <w:tcPr>
+            <w:tcW w:type="dxa" w:w="4320"/>
+          </w:tcPr>
+          <w:p>
+            <w:r>
+              <w:t>Shared status/priority labels</w:t>
+            </w:r>
+          </w:p>
+        </w:tc>
+      </w:tr>
+    </w:tbl>
+    <w:p/>
     <w:sectPr>
       <w:pgSz w:w="12240" w:h="15840"/>
       <w:pgMar w:top="1440" w:right="1800" w:bottom="1440" w:left="1800" w:header="720" w:footer="720" w:gutter="0"/>
